--- a/eng/docx/54.content.docx
+++ b/eng/docx/54.content.docx
@@ -19,7 +19,7 @@
         <w:rPr>
           <w:lang w:val="en_US" w:bidi="en_US"/>
         </w:rPr>
-        <w:t>Resource: Study Notes - Book Intros (Tyndale)</w:t>
+        <w:t>Resource: Tyndale Open Study Notes</w:t>
       </w:r>
       <w:r>
         <w:rPr>
@@ -112,7 +112,7 @@
         <w:rPr>
           <w:lang w:val="en_US" w:bidi="en_US"/>
         </w:rPr>
-        <w:t>Study Notes - Book Intros (Tyndale)</w:t>
+        <w:t>Tyndale Open Study Notes</w:t>
       </w:r>
     </w:p>
     <w:p>

--- a/eng/docx/54.content.docx
+++ b/eng/docx/54.content.docx
@@ -231,7 +231,7 @@
         <w:rPr>
           <w:lang w:val="en_US" w:bidi="en_US"/>
         </w:rPr>
-        <w:t>During the final phase of Paul’s apostolic career, a serious disruption was troubling the long-established Christian church in Ephesus: Some church leaders had become false teachers. Paul had warned that this would happen (</w:t>
+        <w:t>During the final stage of Paul’s ministry as an apostle, a serious problem arose in the church at Ephesus. Some of its leaders had become false teachers. Paul had warned that this would happen (</w:t>
       </w:r>
       <w:hyperlink r:id="rId13">
         <w:r>
@@ -249,18 +249,7 @@
         <w:rPr>
           <w:lang w:val="en_US" w:bidi="en_US"/>
         </w:rPr>
-        <w:t>), and now their impact was threatening the life and well-being of the community. A skillful person was needed to restore order to God’s household. Paul gave this task to Timothy, his trusted delegate.</w:t>
-      </w:r>
-    </w:p>
-    <w:p>
-      <w:pPr>
-        <w:pStyle w:val="Heading2"/>
-      </w:pPr>
-      <w:r>
-        <w:rPr>
-          <w:lang w:val="en_US" w:bidi="en_US"/>
-        </w:rPr>
-        <w:t>Setting</w:t>
+        <w:t xml:space="preserve">). </w:t>
       </w:r>
     </w:p>
     <w:p>
@@ -274,7 +263,32 @@
         <w:rPr>
           <w:lang w:val="en_US" w:bidi="en_US"/>
         </w:rPr>
-        <w:t>Paul’s first contact with Ephesus, during his second missionary journey (</w:t>
+        <w:t>Now their influence was threatening the health and stability of the church. A capable leader was needed to restore order in God’s household. Paul entrusted this task to Timothy, his trusted representative.</w:t>
+      </w:r>
+    </w:p>
+    <w:p>
+      <w:pPr>
+        <w:pStyle w:val="Heading2"/>
+      </w:pPr>
+      <w:r>
+        <w:rPr>
+          <w:lang w:val="en_US" w:bidi="en_US"/>
+        </w:rPr>
+        <w:t>Setting</w:t>
+      </w:r>
+    </w:p>
+    <w:p>
+      <w:pPr/>
+      <w:r>
+        <w:rPr>
+          <w:lang w:val="en_US" w:bidi="en_US"/>
+        </w:rPr>
+      </w:r>
+      <w:r>
+        <w:rPr>
+          <w:lang w:val="en_US" w:bidi="en_US"/>
+        </w:rPr>
+        <w:t>Paul first visited Ephesus during his second missionary journey (</w:t>
       </w:r>
       <w:hyperlink r:id="rId14">
         <w:r>
@@ -292,7 +306,7 @@
         <w:rPr>
           <w:lang w:val="en_US" w:bidi="en_US"/>
         </w:rPr>
-        <w:t xml:space="preserve">), gave no opportunity for significant work. During his third journey, Paul served in Ephesus for three years (around AD 53~56, </w:t>
+        <w:t xml:space="preserve">). , but he did not stay long enough to do extensive ministry there. During his third missionary journey, he spent about three years in Ephesus (around AD 53–56, </w:t>
       </w:r>
       <w:hyperlink r:id="rId15">
         <w:r>
@@ -310,7 +324,7 @@
         <w:rPr>
           <w:lang w:val="en_US" w:bidi="en_US"/>
         </w:rPr>
-        <w:t>). Later, when Paul was on his way to Jerusalem, he had opportunity to stop at Miletus and speak to the elders from Ephesus, who met him there (</w:t>
+        <w:t>). Later, while traveling to Jerusalem, Paul stopped at Miletus and met with the elders from Ephesus (</w:t>
       </w:r>
       <w:hyperlink r:id="rId16">
         <w:r>
@@ -328,7 +342,21 @@
         <w:rPr>
           <w:lang w:val="en_US" w:bidi="en_US"/>
         </w:rPr>
-        <w:t xml:space="preserve">). Paul traveled to Jerusalem, was arrested, was later transferred to Caesarea, and was then sent to Rome, where he stayed under house arrest for approximately two years (AD 60–62, </w:t>
+        <w:t xml:space="preserve">). </w:t>
+      </w:r>
+    </w:p>
+    <w:p>
+      <w:pPr/>
+      <w:r>
+        <w:rPr>
+          <w:lang w:val="en_US" w:bidi="en_US"/>
+        </w:rPr>
+      </w:r>
+      <w:r>
+        <w:rPr>
+          <w:lang w:val="en_US" w:bidi="en_US"/>
+        </w:rPr>
+        <w:t xml:space="preserve">Paul then went to Jerusalem, where he was arrested. He was later transferred to Caesarea and then sent to Rome. There he lived under house arrest for about two years (AD 60–62, </w:t>
       </w:r>
       <w:hyperlink r:id="rId17">
         <w:r>
@@ -346,7 +374,7 @@
         <w:rPr>
           <w:lang w:val="en_US" w:bidi="en_US"/>
         </w:rPr>
-        <w:t xml:space="preserve">). When he was released from prison, he reembarked on his mission, possibly directed toward Spain (see </w:t>
+        <w:t xml:space="preserve">). After his release, he resumed his missionary work. He may have traveled toward Spain (see </w:t>
       </w:r>
       <w:hyperlink r:id="rId18">
         <w:r>
@@ -357,7 +385,7 @@
             <w:color w:val="0000EE"/>
             <w:u w:val="single"/>
           </w:rPr>
-          <w:t>Rom 15:24</w:t>
+          <w:t>Romans 15:24</w:t>
         </w:r>
       </w:hyperlink>
       <w:r>
@@ -382,7 +410,7 @@
         <w:rPr>
           <w:lang w:val="en_US" w:bidi="en_US"/>
         </w:rPr>
-        <w:t>), although it is just as possible that the imprisonment changed Paul’s orientation back eastward. Paul was still involved with the Ephesian church during this period.</w:t>
+        <w:t>), but it is also possible that his imprisonment led him to focus again on the eastern part of the Roman Empire. During this period, Paul continued to be involved with the church in Ephesus.</w:t>
       </w:r>
     </w:p>
     <w:p>
@@ -396,7 +424,7 @@
         <w:rPr>
           <w:lang w:val="en_US" w:bidi="en_US"/>
         </w:rPr>
-        <w:t>Timothy, who had accompanied Paul for much of his original ministry there (</w:t>
+        <w:t>Timothy had worked closely with Paul during much of Paul’s ministry in Ephesus (</w:t>
       </w:r>
       <w:hyperlink r:id="rId20">
         <w:r>
@@ -414,7 +442,7 @@
         <w:rPr>
           <w:lang w:val="en_US" w:bidi="en_US"/>
         </w:rPr>
-        <w:t>), had now been delegated the task of dealing with new and troubling developments in Ephesus (</w:t>
+        <w:t>). Now Paul had assigned him the task of addressing new problems in the church (</w:t>
       </w:r>
       <w:hyperlink r:id="rId21">
         <w:r>
@@ -425,14 +453,14 @@
             <w:color w:val="0000EE"/>
             <w:u w:val="single"/>
           </w:rPr>
-          <w:t>1 Tim 1:3</w:t>
+          <w:t>1 Timothy 1:3</w:t>
         </w:r>
       </w:hyperlink>
       <w:r>
         <w:rPr>
           <w:lang w:val="en_US" w:bidi="en_US"/>
         </w:rPr>
-        <w:t>). False teachers had emerged (</w:t>
+        <w:t>). False teachers had appeared and seem to have been disrupting family and household life (</w:t>
       </w:r>
       <w:hyperlink r:id="rId21">
         <w:r>
@@ -443,14 +471,14 @@
             <w:color w:val="0000EE"/>
             <w:u w:val="single"/>
           </w:rPr>
-          <w:t>1:3</w:t>
+          <w:t>1 Timothy 1:3</w:t>
         </w:r>
       </w:hyperlink>
       <w:r>
         <w:rPr>
           <w:lang w:val="en_US" w:bidi="en_US"/>
         </w:rPr>
-        <w:t xml:space="preserve">) and were evidently upsetting households (see </w:t>
+        <w:t xml:space="preserve">; see </w:t>
       </w:r>
       <w:hyperlink r:id="rId22">
         <w:r>
@@ -461,7 +489,7 @@
             <w:color w:val="0000EE"/>
             <w:u w:val="single"/>
           </w:rPr>
-          <w:t>1 Tim 2:15</w:t>
+          <w:t>2:15</w:t>
         </w:r>
       </w:hyperlink>
       <w:r>
@@ -504,7 +532,7 @@
         <w:rPr>
           <w:lang w:val="en_US" w:bidi="en_US"/>
         </w:rPr>
-        <w:t xml:space="preserve">; cp. </w:t>
+        <w:t xml:space="preserve">; compare </w:t>
       </w:r>
       <w:hyperlink r:id="rId25">
         <w:r>
@@ -522,7 +550,7 @@
         <w:rPr>
           <w:lang w:val="en_US" w:bidi="en_US"/>
         </w:rPr>
-        <w:t>). Paul wrote Timothy to guide him in correcting errant behavior and in preventing false teachers from gaining another foothold.</w:t>
+        <w:t>). Paul wrote to Timothy to help him correct these harmful practices and prevent the false teachers from gaining further influence.</w:t>
       </w:r>
     </w:p>
     <w:p>
@@ -547,7 +575,7 @@
         <w:rPr>
           <w:lang w:val="en_US" w:bidi="en_US"/>
         </w:rPr>
-        <w:t>After directing Timothy to deal with the false teachers, who espoused to be teachers of the law (</w:t>
+        <w:t>Paul first instructed Timothy to address the false teachers who claimed to be experts in the law (</w:t>
       </w:r>
       <w:hyperlink r:id="rId26">
         <w:r>
@@ -558,14 +586,14 @@
             <w:color w:val="0000EE"/>
             <w:u w:val="single"/>
           </w:rPr>
-          <w:t>1:3–20</w:t>
+          <w:t>1 Timothy 1:3–20</w:t>
         </w:r>
       </w:hyperlink>
       <w:r>
         <w:rPr>
           <w:lang w:val="en_US" w:bidi="en_US"/>
         </w:rPr>
-        <w:t>), Paul gives guidance on conduct in God’s household with respect to prayer, women’s teaching, and leadership (</w:t>
+        <w:t>). Then Paul Paul gives guidance about life in God’s household, the church. He addresses prayer, the role of women in teaching, and church leadership (</w:t>
       </w:r>
       <w:hyperlink r:id="rId27">
         <w:r>
@@ -583,7 +611,21 @@
         <w:rPr>
           <w:lang w:val="en_US" w:bidi="en_US"/>
         </w:rPr>
-        <w:t>). These three areas had been harmed by the false teachers. Paul makes clear what he is trying to accomplish and explains why and how it must be done (</w:t>
+        <w:t>). The false teachers had caused problems in each of these areas.</w:t>
+      </w:r>
+    </w:p>
+    <w:p>
+      <w:pPr/>
+      <w:r>
+        <w:rPr>
+          <w:lang w:val="en_US" w:bidi="en_US"/>
+        </w:rPr>
+      </w:r>
+      <w:r>
+        <w:rPr>
+          <w:lang w:val="en_US" w:bidi="en_US"/>
+        </w:rPr>
+        <w:t>Paul then explains the purpose of his instructions and describes how Timothy should do them (</w:t>
       </w:r>
       <w:hyperlink r:id="rId28">
         <w:r>
@@ -601,7 +643,7 @@
         <w:rPr>
           <w:lang w:val="en_US" w:bidi="en_US"/>
         </w:rPr>
-        <w:t>). Then he resumes his instructions on godly conduct, focusing on old and young people, widows, elders, and masters (</w:t>
+        <w:t>). After that, he returns to practical guidance for godly living. He focuses on relationships involving older and younger people, widows, elders, and masters (</w:t>
       </w:r>
       <w:hyperlink r:id="rId29">
         <w:r>
@@ -619,7 +661,21 @@
         <w:rPr>
           <w:lang w:val="en_US" w:bidi="en_US"/>
         </w:rPr>
-        <w:t>). Relationships in these areas had also been distorted by false teaching. Finally, Paul returns to the need to deal with the false teachers themselves, this time centering on issues of wealth and profit (</w:t>
+        <w:t>). False teaching had also affected these relationships.</w:t>
+      </w:r>
+    </w:p>
+    <w:p>
+      <w:pPr/>
+      <w:r>
+        <w:rPr>
+          <w:lang w:val="en_US" w:bidi="en_US"/>
+        </w:rPr>
+      </w:r>
+      <w:r>
+        <w:rPr>
+          <w:lang w:val="en_US" w:bidi="en_US"/>
+        </w:rPr>
+        <w:t>Finally, Paul returns to the subject of the false teachers themselves. This time, he focuses on their attitudes toward wealth and financial gain (</w:t>
       </w:r>
       <w:hyperlink r:id="rId30">
         <w:r>
@@ -648,7 +704,7 @@
         <w:rPr>
           <w:lang w:val="en_US" w:bidi="en_US"/>
         </w:rPr>
-        <w:t>Authorship</w:t>
+        <w:t>Author</w:t>
       </w:r>
     </w:p>
     <w:p>
@@ -662,31 +718,7 @@
         <w:rPr>
           <w:lang w:val="en_US" w:bidi="en_US"/>
         </w:rPr>
-        <w:t xml:space="preserve">There is a widespread view that the Pastoral Letters (1 Timothy—Titus) were not written by Paul. According to this view, a follower of Paul wrote the Pastoral Letters after his death and signed his name. There are several good reasons, however, to believe that Paul is the author: (1) Until the 1800s, there was no hesitation in ascribing these letters to Paul. This includes early church fathers whose native language was Greek and who were very familiar with Paul’s other letters. (2) The early church would never have accepted these letters had they suspected the letters of being falsely signed in Paul’s name. (3) While Paul’s style in these letters is different from elsewhere, this might simply be a result of the specific situations Paul was addressing and the distinctive period of Paul’s life and career during which these letters were written. It also might result from the use of a different </w:t>
-      </w:r>
-      <w:r>
-        <w:rPr>
-          <w:i/>
-          <w:lang w:val="en_US" w:bidi="en_US"/>
-        </w:rPr>
-        <w:t>amanuensis</w:t>
-      </w:r>
-      <w:r>
-        <w:rPr>
-          <w:lang w:val="en_US" w:bidi="en_US"/>
-        </w:rPr>
-        <w:t xml:space="preserve"> (scribe) for these letters. It is reasonable to affirm Paul’s authorship of the Pastoral Letters.</w:t>
-      </w:r>
-    </w:p>
-    <w:p>
-      <w:pPr>
-        <w:pStyle w:val="Heading2"/>
-      </w:pPr>
-      <w:r>
-        <w:rPr>
-          <w:lang w:val="en_US" w:bidi="en_US"/>
-        </w:rPr>
-        <w:t>Date of Writing</w:t>
+        <w:t>There is a widely held view that the Pastoral Letters (1 Timothy, 2 Timothy, and Titus) were not written by Paul. According to this view, one of Paul’s followers wrote these letters after Paul’s death and used Paul’s name when writing them.</w:t>
       </w:r>
     </w:p>
     <w:p>
@@ -700,7 +732,104 @@
         <w:rPr>
           <w:lang w:val="en_US" w:bidi="en_US"/>
         </w:rPr>
-        <w:t xml:space="preserve">The Pastoral Letters (1 Timothy—Titus) were most likely written after Paul’s first imprisonment in Rome (AD 60–62, </w:t>
+        <w:t>There are several reasons, however, to believe that Paul was the author:</w:t>
+      </w:r>
+    </w:p>
+    <w:p>
+      <w:pPr>
+        <w:pStyle w:val="ListNumber"/>
+        <w:numPr>
+          <w:ilvl w:val="0"/>
+          <w:numId w:val="14"/>
+        </w:numPr>
+        <w:spacing w:line="240" w:lineRule="auto"/>
+        <w:ind w:left="720"/>
+      </w:pPr>
+      <w:r>
+        <w:rPr>
+          <w:lang w:val="en_US" w:bidi="en_US"/>
+        </w:rPr>
+      </w:r>
+      <w:r>
+        <w:rPr>
+          <w:lang w:val="en_US" w:bidi="en_US"/>
+        </w:rPr>
+        <w:t>Until the 1800s, Christians consistently accepted these letters as Paul’s. This included early church leaders whose native language was Greek and who were very familiar with Paul’s other writings.</w:t>
+      </w:r>
+    </w:p>
+    <w:p>
+      <w:pPr>
+        <w:pStyle w:val="ListNumber"/>
+        <w:spacing w:line="240" w:lineRule="auto"/>
+        <w:ind w:left="720"/>
+      </w:pPr>
+      <w:r>
+        <w:rPr>
+          <w:lang w:val="en_US" w:bidi="en_US"/>
+        </w:rPr>
+      </w:r>
+      <w:r>
+        <w:rPr>
+          <w:lang w:val="en_US" w:bidi="en_US"/>
+        </w:rPr>
+        <w:t>The early church would likely not have accepted these letters if there had been reason to believe they were falsely written in Paul’s name.</w:t>
+      </w:r>
+    </w:p>
+    <w:p>
+      <w:pPr>
+        <w:pStyle w:val="ListNumber"/>
+        <w:spacing w:line="240" w:lineRule="auto"/>
+        <w:ind w:left="720"/>
+      </w:pPr>
+      <w:r>
+        <w:rPr>
+          <w:lang w:val="en_US" w:bidi="en_US"/>
+        </w:rPr>
+      </w:r>
+      <w:r>
+        <w:rPr>
+          <w:lang w:val="en_US" w:bidi="en_US"/>
+        </w:rPr>
+        <w:t xml:space="preserve">The style of these letters differs in some ways from Paul’s other letters. However, this difference may reflect the unique situations Paul was addressing and the particular stage of life and ministry in which he wrote them. It may also be explained by Paul’s use of a different amanuensis (scribe, or professional writer) to help compose the letters. </w:t>
+      </w:r>
+    </w:p>
+    <w:p>
+      <w:pPr/>
+      <w:r>
+        <w:rPr>
+          <w:lang w:val="en_US" w:bidi="en_US"/>
+        </w:rPr>
+      </w:r>
+      <w:r>
+        <w:rPr>
+          <w:lang w:val="en_US" w:bidi="en_US"/>
+        </w:rPr>
+        <w:t>For these reasons, it is reasonable to conclude that Paul wrote the Pastoral Letters.</w:t>
+      </w:r>
+    </w:p>
+    <w:p>
+      <w:pPr>
+        <w:pStyle w:val="Heading2"/>
+      </w:pPr>
+      <w:r>
+        <w:rPr>
+          <w:lang w:val="en_US" w:bidi="en_US"/>
+        </w:rPr>
+        <w:t>Date of Writing</w:t>
+      </w:r>
+    </w:p>
+    <w:p>
+      <w:pPr/>
+      <w:r>
+        <w:rPr>
+          <w:lang w:val="en_US" w:bidi="en_US"/>
+        </w:rPr>
+      </w:r>
+      <w:r>
+        <w:rPr>
+          <w:lang w:val="en_US" w:bidi="en_US"/>
+        </w:rPr>
+        <w:t xml:space="preserve">The Pastoral Letters (1 Timothy, 2 Timothy, and Titus) were most likely written after Paul's first imprisonment in Rome (AD 60 to 62, </w:t>
       </w:r>
       <w:hyperlink r:id="rId31">
         <w:r>
@@ -718,7 +847,7 @@
         <w:rPr>
           <w:lang w:val="en_US" w:bidi="en_US"/>
         </w:rPr>
-        <w:t>) and before his death in AD 64~65 under the persecution of Nero.</w:t>
+        <w:t>) and before his death during Nero's persecution, probably around AD 64–65.</w:t>
       </w:r>
     </w:p>
     <w:p>
@@ -732,7 +861,7 @@
         <w:rPr>
           <w:lang w:val="en_US" w:bidi="en_US"/>
         </w:rPr>
-        <w:t xml:space="preserve">In 2 Timothy, Paul is jailed in Rome at the end of his life (see </w:t>
+        <w:t xml:space="preserve">In 2 Timothy, Paul is imprisoned in Rome and expects to die soon (see </w:t>
       </w:r>
       <w:hyperlink r:id="rId32">
         <w:r>
@@ -743,14 +872,14 @@
             <w:color w:val="0000EE"/>
             <w:u w:val="single"/>
           </w:rPr>
-          <w:t>2 Tim 4:6</w:t>
+          <w:t>2 Timothy 4:6</w:t>
         </w:r>
       </w:hyperlink>
       <w:r>
         <w:rPr>
           <w:lang w:val="en_US" w:bidi="en_US"/>
         </w:rPr>
-        <w:t>). This would seem to place the letters of 1 Timothy and Titus—written while Paul was still moving freely—in the time leading up to his arrest. How do these details fit with Acts?</w:t>
+        <w:t>). This would seem to place the letters of 1 Timothy and Titus (written while Paul was still moving freely) in the time leading up to his arrest. How do these details fit with Acts?</w:t>
       </w:r>
     </w:p>
     <w:p>
@@ -764,7 +893,7 @@
         <w:rPr>
           <w:lang w:val="en_US" w:bidi="en_US"/>
         </w:rPr>
-        <w:t xml:space="preserve">One possibility is that 2 Timothy was written during the Roman imprisonment of </w:t>
+        <w:t xml:space="preserve">One possibility is that Paul wrote 2 Timothy during his imprisonment in Rome, as described in </w:t>
       </w:r>
       <w:hyperlink r:id="rId31">
         <w:r>
@@ -782,7 +911,7 @@
         <w:rPr>
           <w:lang w:val="en_US" w:bidi="en_US"/>
         </w:rPr>
-        <w:t>. In this case, all three letters would fit into Luke’s historical account in the book of Acts, and Paul would have been executed at the end of that imprisonment (AD 62).</w:t>
+        <w:t>. If so, all three Pastoral Letters could fit within the timeline recorded in Acts. According to this view, Paul was executed at the end of that imprisonment, around AD 62.</w:t>
       </w:r>
     </w:p>
     <w:p>
@@ -796,32 +925,20 @@
         <w:rPr>
           <w:lang w:val="en_US" w:bidi="en_US"/>
         </w:rPr>
-        <w:t xml:space="preserve">There are early reports, however, that Paul was released from this Roman imprisonment (e.g., </w:t>
+        <w:t xml:space="preserve">There are early Christian writings, however, that suggest Paul was released from this imprisonment (for example, </w:t>
       </w:r>
       <w:r>
         <w:rPr>
           <w:i/>
           <w:lang w:val="en_US" w:bidi="en_US"/>
         </w:rPr>
-        <w:t>1 Clement</w:t>
-      </w:r>
-      <w:hyperlink r:id="rId33">
-        <w:r>
-          <w:rPr>
-            <w:lang w:val="en_US" w:bidi="en_US"/>
-          </w:rPr>
-          <w:rPr>
-            <w:color w:val="0000EE"/>
-            <w:u w:val="single"/>
-          </w:rPr>
-          <w:t>5:6–7</w:t>
-        </w:r>
-      </w:hyperlink>
-      <w:r>
-        <w:rPr>
-          <w:lang w:val="en_US" w:bidi="en_US"/>
-        </w:rPr>
-        <w:t xml:space="preserve">, AD 95~97; see also Eusebius, </w:t>
+        <w:t xml:space="preserve">1 Clement </w:t>
+      </w:r>
+      <w:r>
+        <w:rPr>
+          <w:lang w:val="en_US" w:bidi="en_US"/>
+        </w:rPr>
+        <w:t xml:space="preserve">5:6–7, written around AD 95–97; see also Eusebius, </w:t>
       </w:r>
       <w:r>
         <w:rPr>
@@ -834,7 +951,7 @@
         <w:rPr>
           <w:lang w:val="en_US" w:bidi="en_US"/>
         </w:rPr>
-        <w:t xml:space="preserve"> 2.22, AD 325). If this is the case, he likely engaged in further work, possibly went to Spain, and was then rearrested and executed in Rome during Nero’s persecution of Christians (around AD 64~65). The letters to Timothy and Titus were likely written during this later period.</w:t>
+        <w:t xml:space="preserve"> 2.22, written around AD 325). If so, Paul likely continued his missionary work and may have traveled to Spain. He was then probably arrested again and executed in Rome during Nero's persecution of Christians, around AD 64–65. According to this view, the letters to Timothy and Titus were written during this later period of Paul's ministry.</w:t>
       </w:r>
     </w:p>
     <w:p>
@@ -848,7 +965,7 @@
         <w:rPr>
           <w:lang w:val="en_US" w:bidi="en_US"/>
         </w:rPr>
-        <w:t xml:space="preserve">In support of this approach, there is no reason that these letters must be fitted into the history recorded in Acts. Also, the activities of Paul and his delegates in 1 Timothy and Titus do not correspond to the details in Acts, nor does the imprisonment of 2 Timothy sound like the imprisonment of </w:t>
+        <w:t xml:space="preserve">Several considerations support this view. First, there is no requirement that these letters fit within the events recorded in Acts. Second, the activities of Paul and his coworkers described in 1 Timothy and Titus do not match the details found in Acts. Likewise, the imprisonment described in 2 Timothy appears different from the imprisonment recorded in </w:t>
       </w:r>
       <w:hyperlink r:id="rId31">
         <w:r>
@@ -866,7 +983,7 @@
         <w:rPr>
           <w:lang w:val="en_US" w:bidi="en_US"/>
         </w:rPr>
-        <w:t>. Finally, the distinctive style and content of these letters is less puzzling if they were written at a different time from Paul’s other letters.</w:t>
+        <w:t>. Finally, the distinctive style and content of these letters are easier to explain if they were written during a later period of Paul's ministry than his other letters.</w:t>
       </w:r>
     </w:p>
     <w:p>
@@ -891,9 +1008,9 @@
         <w:rPr>
           <w:lang w:val="en_US" w:bidi="en_US"/>
         </w:rPr>
-        <w:t xml:space="preserve">The false teachers discussed in 1 Timothy bear much resemblance to similar figures whom Paul mentions in both 2 Timothy and Titus. It is very difficult to draw a clear picture of these false teachers, but there are clues. Their teaching had ascetic elements (see </w:t>
-      </w:r>
-      <w:hyperlink r:id="rId34">
+        <w:t xml:space="preserve">The false teachers described in 1 Timothy closely resemble those mentioned in 2 Timothy and Titus. Although it is difficult to identify their beliefs with certainty, the letters provide several clues. Their teaching included ascetic practices (strict self-denial, such as avoiding certain foods or marriage; see </w:t>
+      </w:r>
+      <w:hyperlink r:id="rId33">
         <w:r>
           <w:rPr>
             <w:lang w:val="en_US" w:bidi="en_US"/>
@@ -902,7 +1019,7 @@
             <w:color w:val="0000EE"/>
             <w:u w:val="single"/>
           </w:rPr>
-          <w:t>1 Tim 4:3</w:t>
+          <w:t>1 Timothy 4:3</w:t>
         </w:r>
       </w:hyperlink>
       <w:r>
@@ -911,7 +1028,7 @@
         </w:rPr>
         <w:t xml:space="preserve">; </w:t>
       </w:r>
-      <w:hyperlink r:id="rId35">
+      <w:hyperlink r:id="rId34">
         <w:r>
           <w:rPr>
             <w:lang w:val="en_US" w:bidi="en_US"/>
@@ -927,9 +1044,9 @@
         <w:rPr>
           <w:lang w:val="en_US" w:bidi="en_US"/>
         </w:rPr>
-        <w:t xml:space="preserve">) and a Jewish focus (see </w:t>
-      </w:r>
-      <w:hyperlink r:id="rId36">
+        <w:t xml:space="preserve">) and had a strong Jewish emphasis (see </w:t>
+      </w:r>
+      <w:hyperlink r:id="rId35">
         <w:r>
           <w:rPr>
             <w:lang w:val="en_US" w:bidi="en_US"/>
@@ -938,7 +1055,7 @@
             <w:color w:val="0000EE"/>
             <w:u w:val="single"/>
           </w:rPr>
-          <w:t>1 Tim 1:7</w:t>
+          <w:t>1 Timothy 1:7</w:t>
         </w:r>
       </w:hyperlink>
       <w:r>
@@ -947,7 +1064,7 @@
         </w:rPr>
         <w:t xml:space="preserve">; </w:t>
       </w:r>
-      <w:hyperlink r:id="rId37">
+      <w:hyperlink r:id="rId36">
         <w:r>
           <w:rPr>
             <w:lang w:val="en_US" w:bidi="en_US"/>
@@ -965,7 +1082,7 @@
         </w:rPr>
         <w:t xml:space="preserve">, </w:t>
       </w:r>
-      <w:hyperlink r:id="rId38">
+      <w:hyperlink r:id="rId37">
         <w:r>
           <w:rPr>
             <w:lang w:val="en_US" w:bidi="en_US"/>
@@ -983,7 +1100,7 @@
         </w:rPr>
         <w:t xml:space="preserve">; </w:t>
       </w:r>
-      <w:hyperlink r:id="rId39">
+      <w:hyperlink r:id="rId38">
         <w:r>
           <w:rPr>
             <w:lang w:val="en_US" w:bidi="en_US"/>
@@ -999,9 +1116,23 @@
         <w:rPr>
           <w:lang w:val="en_US" w:bidi="en_US"/>
         </w:rPr>
-        <w:t>). They claimed special knowledge (</w:t>
-      </w:r>
-      <w:hyperlink r:id="rId40">
+        <w:t xml:space="preserve">). </w:t>
+      </w:r>
+    </w:p>
+    <w:p>
+      <w:pPr/>
+      <w:r>
+        <w:rPr>
+          <w:lang w:val="en_US" w:bidi="en_US"/>
+        </w:rPr>
+      </w:r>
+      <w:r>
+        <w:rPr>
+          <w:lang w:val="en_US" w:bidi="en_US"/>
+        </w:rPr>
+        <w:t>They claimed to have special knowledge (</w:t>
+      </w:r>
+      <w:hyperlink r:id="rId39">
         <w:r>
           <w:rPr>
             <w:lang w:val="en_US" w:bidi="en_US"/>
@@ -1010,7 +1141,7 @@
             <w:color w:val="0000EE"/>
             <w:u w:val="single"/>
           </w:rPr>
-          <w:t>1 Tim 6:20</w:t>
+          <w:t>1 Timothy 6:20</w:t>
         </w:r>
       </w:hyperlink>
       <w:r>
@@ -1019,7 +1150,7 @@
         </w:rPr>
         <w:t xml:space="preserve">; </w:t>
       </w:r>
-      <w:hyperlink r:id="rId41">
+      <w:hyperlink r:id="rId40">
         <w:r>
           <w:rPr>
             <w:lang w:val="en_US" w:bidi="en_US"/>
@@ -1035,7 +1166,25 @@
         <w:rPr>
           <w:lang w:val="en_US" w:bidi="en_US"/>
         </w:rPr>
-        <w:t>), asserted that the resurrection of believers had already taken place (</w:t>
+        <w:t>). They taught that the resurrection of believers had already happened (</w:t>
+      </w:r>
+      <w:hyperlink r:id="rId41">
+        <w:r>
+          <w:rPr>
+            <w:lang w:val="en_US" w:bidi="en_US"/>
+          </w:rPr>
+          <w:rPr>
+            <w:color w:val="0000EE"/>
+            <w:u w:val="single"/>
+          </w:rPr>
+          <w:t>2 Timothy 2:18</w:t>
+        </w:r>
+      </w:hyperlink>
+      <w:r>
+        <w:rPr>
+          <w:lang w:val="en_US" w:bidi="en_US"/>
+        </w:rPr>
+        <w:t>). They disrupted relationships within the church (</w:t>
       </w:r>
       <w:hyperlink r:id="rId42">
         <w:r>
@@ -1046,25 +1195,7 @@
             <w:color w:val="0000EE"/>
             <w:u w:val="single"/>
           </w:rPr>
-          <w:t>2 Tim 2:18</w:t>
-        </w:r>
-      </w:hyperlink>
-      <w:r>
-        <w:rPr>
-          <w:lang w:val="en_US" w:bidi="en_US"/>
-        </w:rPr>
-        <w:t>), disrupted relationships (</w:t>
-      </w:r>
-      <w:hyperlink r:id="rId43">
-        <w:r>
-          <w:rPr>
-            <w:lang w:val="en_US" w:bidi="en_US"/>
-          </w:rPr>
-          <w:rPr>
-            <w:color w:val="0000EE"/>
-            <w:u w:val="single"/>
-          </w:rPr>
-          <w:t>2 Tim 3:6–7</w:t>
+          <w:t>2 Timothy 3:6–7</w:t>
         </w:r>
       </w:hyperlink>
       <w:r>
@@ -1089,9 +1220,9 @@
         <w:rPr>
           <w:lang w:val="en_US" w:bidi="en_US"/>
         </w:rPr>
-        <w:t>), and might have emphasized salvation by works (</w:t>
-      </w:r>
-      <w:hyperlink r:id="rId44">
+        <w:t>). They may also have emphasized salvation through human effort rather than God's grace (</w:t>
+      </w:r>
+      <w:hyperlink r:id="rId43">
         <w:r>
           <w:rPr>
             <w:lang w:val="en_US" w:bidi="en_US"/>
@@ -1100,7 +1231,7 @@
             <w:color w:val="0000EE"/>
             <w:u w:val="single"/>
           </w:rPr>
-          <w:t>2 Tim 1:9</w:t>
+          <w:t>2 Timothy 1:9</w:t>
         </w:r>
       </w:hyperlink>
       <w:r>
@@ -1109,7 +1240,7 @@
         </w:rPr>
         <w:t xml:space="preserve">; </w:t>
       </w:r>
-      <w:hyperlink r:id="rId45">
+      <w:hyperlink r:id="rId44">
         <w:r>
           <w:rPr>
             <w:lang w:val="en_US" w:bidi="en_US"/>
@@ -1125,9 +1256,23 @@
         <w:rPr>
           <w:lang w:val="en_US" w:bidi="en_US"/>
         </w:rPr>
-        <w:t xml:space="preserve">). Paul’s strong response suggests a need to make corrections regarding the doctrine of Christ (see </w:t>
-      </w:r>
-      <w:hyperlink r:id="rId46">
+        <w:t xml:space="preserve">). </w:t>
+      </w:r>
+    </w:p>
+    <w:p>
+      <w:pPr/>
+      <w:r>
+        <w:rPr>
+          <w:lang w:val="en_US" w:bidi="en_US"/>
+        </w:rPr>
+      </w:r>
+      <w:r>
+        <w:rPr>
+          <w:lang w:val="en_US" w:bidi="en_US"/>
+        </w:rPr>
+        <w:t xml:space="preserve">Paul's strong response suggests that these teachers were spreading errors about Christ (see </w:t>
+      </w:r>
+      <w:hyperlink r:id="rId45">
         <w:r>
           <w:rPr>
             <w:lang w:val="en_US" w:bidi="en_US"/>
@@ -1136,7 +1281,7 @@
             <w:color w:val="0000EE"/>
             <w:u w:val="single"/>
           </w:rPr>
-          <w:t>1 Tim 2:5–6</w:t>
+          <w:t>1 Timothy 2:5–6</w:t>
         </w:r>
       </w:hyperlink>
       <w:r>
@@ -1145,7 +1290,7 @@
         </w:rPr>
         <w:t xml:space="preserve">; </w:t>
       </w:r>
-      <w:hyperlink r:id="rId47">
+      <w:hyperlink r:id="rId46">
         <w:r>
           <w:rPr>
             <w:lang w:val="en_US" w:bidi="en_US"/>
@@ -1163,6 +1308,24 @@
         </w:rPr>
         <w:t xml:space="preserve">; </w:t>
       </w:r>
+      <w:hyperlink r:id="rId47">
+        <w:r>
+          <w:rPr>
+            <w:lang w:val="en_US" w:bidi="en_US"/>
+          </w:rPr>
+          <w:rPr>
+            <w:color w:val="0000EE"/>
+            <w:u w:val="single"/>
+          </w:rPr>
+          <w:t>2 Timothy 2:8</w:t>
+        </w:r>
+      </w:hyperlink>
+      <w:r>
+        <w:rPr>
+          <w:lang w:val="en_US" w:bidi="en_US"/>
+        </w:rPr>
+        <w:t xml:space="preserve">) and about the last days, or the period leading up to God's final judgment (see </w:t>
+      </w:r>
       <w:hyperlink r:id="rId48">
         <w:r>
           <w:rPr>
@@ -1172,16 +1335,16 @@
             <w:color w:val="0000EE"/>
             <w:u w:val="single"/>
           </w:rPr>
-          <w:t>2 Tim 2:8</w:t>
+          <w:t>1 Timothy 4:1–5</w:t>
         </w:r>
       </w:hyperlink>
       <w:r>
         <w:rPr>
           <w:lang w:val="en_US" w:bidi="en_US"/>
         </w:rPr>
-        <w:t xml:space="preserve">) and the last days (see </w:t>
-      </w:r>
-      <w:hyperlink r:id="rId49">
+        <w:t xml:space="preserve">; </w:t>
+      </w:r>
+      <w:hyperlink r:id="rId41">
         <w:r>
           <w:rPr>
             <w:lang w:val="en_US" w:bidi="en_US"/>
@@ -1190,7 +1353,7 @@
             <w:color w:val="0000EE"/>
             <w:u w:val="single"/>
           </w:rPr>
-          <w:t>1 Tim 4:1–5</w:t>
+          <w:t>2 Timothy 2:18</w:t>
         </w:r>
       </w:hyperlink>
       <w:r>
@@ -1199,25 +1362,7 @@
         </w:rPr>
         <w:t xml:space="preserve">; </w:t>
       </w:r>
-      <w:hyperlink r:id="rId42">
-        <w:r>
-          <w:rPr>
-            <w:lang w:val="en_US" w:bidi="en_US"/>
-          </w:rPr>
-          <w:rPr>
-            <w:color w:val="0000EE"/>
-            <w:u w:val="single"/>
-          </w:rPr>
-          <w:t>2 Tim 2:18</w:t>
-        </w:r>
-      </w:hyperlink>
-      <w:r>
-        <w:rPr>
-          <w:lang w:val="en_US" w:bidi="en_US"/>
-        </w:rPr>
-        <w:t xml:space="preserve">; </w:t>
-      </w:r>
-      <w:hyperlink r:id="rId50">
+      <w:hyperlink r:id="rId49">
         <w:r>
           <w:rPr>
             <w:lang w:val="en_US" w:bidi="en_US"/>
@@ -1235,7 +1380,7 @@
         </w:rPr>
         <w:t xml:space="preserve">; </w:t>
       </w:r>
-      <w:hyperlink r:id="rId51">
+      <w:hyperlink r:id="rId50">
         <w:r>
           <w:rPr>
             <w:lang w:val="en_US" w:bidi="en_US"/>
@@ -1251,9 +1396,9 @@
         <w:rPr>
           <w:lang w:val="en_US" w:bidi="en_US"/>
         </w:rPr>
-        <w:t xml:space="preserve">). The false teachers opposed Paul’s message, promoted immorality, and undercut the church’s mission. Thus, good leaders were needed (see </w:t>
-      </w:r>
-      <w:hyperlink r:id="rId52">
+        <w:t xml:space="preserve">). They opposed Paul's message, encouraged ungodly behavior, and weakened the church's mission. For this reason, the churches needed qualified leaders who could teach the truth and correct error (see </w:t>
+      </w:r>
+      <w:hyperlink r:id="rId51">
         <w:r>
           <w:rPr>
             <w:lang w:val="en_US" w:bidi="en_US"/>
@@ -1271,7 +1416,7 @@
         </w:rPr>
         <w:t xml:space="preserve">; </w:t>
       </w:r>
-      <w:hyperlink r:id="rId53">
+      <w:hyperlink r:id="rId52">
         <w:r>
           <w:rPr>
             <w:lang w:val="en_US" w:bidi="en_US"/>
@@ -1289,7 +1434,7 @@
         </w:rPr>
         <w:t xml:space="preserve">, </w:t>
       </w:r>
-      <w:hyperlink r:id="rId54">
+      <w:hyperlink r:id="rId53">
         <w:r>
           <w:rPr>
             <w:lang w:val="en_US" w:bidi="en_US"/>
@@ -1330,9 +1475,9 @@
         <w:rPr>
           <w:lang w:val="en_US" w:bidi="en_US"/>
         </w:rPr>
-        <w:t xml:space="preserve">First Timothy is passionate and masterful advocacy for the Good News of Jesus Christ, its ongoing progress in the world, and the new life which it creates and promotes (see </w:t>
-      </w:r>
-      <w:hyperlink r:id="rId55">
+        <w:t xml:space="preserve">First Timothy is a passionate and persuasive defense of the good news of Jesus Christ, its continuing spread throughout the world, and the new life it creates and encourages among believers (see </w:t>
+      </w:r>
+      <w:hyperlink r:id="rId54">
         <w:r>
           <w:rPr>
             <w:lang w:val="en_US" w:bidi="en_US"/>
@@ -1341,7 +1486,7 @@
             <w:color w:val="0000EE"/>
             <w:u w:val="single"/>
           </w:rPr>
-          <w:t>3:14–16</w:t>
+          <w:t>1 Timothy 3:14–16</w:t>
         </w:r>
       </w:hyperlink>
       <w:r>
@@ -1362,9 +1507,37 @@
         <w:rPr>
           <w:lang w:val="en_US" w:bidi="en_US"/>
         </w:rPr>
-        <w:t>God’s household was Paul’s immediate concern. Just as the surrounding society expected orderly conduct in the family household—with roles and decorum and notions of honor and shame—so it was with the household of God. God’s household reflects widely accepted standards of honor and propriety as well as the social structures of society. At the same time, where proper and necessary, God’s household runs counter to society, reflecting very different and even countercultural values and practices. God’s household is in the world, but not of it. The world remains God’s good creation (</w:t>
-      </w:r>
-      <w:hyperlink r:id="rId56">
+        <w:t>Paul's immediate concern was God's household, that is, the community of believers. In the society around them, people expected order within the family household. Family members had different roles, and people were expected to behave in ways that brought honor rather than shame. Paul believed that similar principles should guide life in God's household.</w:t>
+      </w:r>
+    </w:p>
+    <w:p>
+      <w:pPr/>
+      <w:r>
+        <w:rPr>
+          <w:lang w:val="en_US" w:bidi="en_US"/>
+        </w:rPr>
+      </w:r>
+      <w:r>
+        <w:rPr>
+          <w:lang w:val="en_US" w:bidi="en_US"/>
+        </w:rPr>
+        <w:t>In many ways, God's household reflected accepted standards of proper behavior and the social structures of the time. At the same time, it differed from society where faithfulness to God required it. God's household lived by values and practices that were often very different from those of the surrounding culture.</w:t>
+      </w:r>
+    </w:p>
+    <w:p>
+      <w:pPr/>
+      <w:r>
+        <w:rPr>
+          <w:lang w:val="en_US" w:bidi="en_US"/>
+        </w:rPr>
+      </w:r>
+      <w:r>
+        <w:rPr>
+          <w:lang w:val="en_US" w:bidi="en_US"/>
+        </w:rPr>
+        <w:t>God's people live in the world, but their lives are shaped by God's purposes rather than by the world's values. The world remains part of God's good creation (</w:t>
+      </w:r>
+      <w:hyperlink r:id="rId55">
         <w:r>
           <w:rPr>
             <w:lang w:val="en_US" w:bidi="en_US"/>
@@ -1382,7 +1555,7 @@
         </w:rPr>
         <w:t xml:space="preserve">; </w:t>
       </w:r>
-      <w:hyperlink r:id="rId57">
+      <w:hyperlink r:id="rId56">
         <w:r>
           <w:rPr>
             <w:lang w:val="en_US" w:bidi="en_US"/>
@@ -1398,9 +1571,9 @@
         <w:rPr>
           <w:lang w:val="en_US" w:bidi="en_US"/>
         </w:rPr>
-        <w:t>), but it is transient and is in its last, difficult, evil-ridden days (</w:t>
-      </w:r>
-      <w:hyperlink r:id="rId58">
+        <w:t>), yet it is temporary and is living through its final period of struggle against evil (</w:t>
+      </w:r>
+      <w:hyperlink r:id="rId57">
         <w:r>
           <w:rPr>
             <w:lang w:val="en_US" w:bidi="en_US"/>
@@ -1418,7 +1591,7 @@
         </w:rPr>
         <w:t xml:space="preserve">; </w:t>
       </w:r>
-      <w:hyperlink r:id="rId59">
+      <w:hyperlink r:id="rId58">
         <w:r>
           <w:rPr>
             <w:lang w:val="en_US" w:bidi="en_US"/>
@@ -1427,14 +1600,14 @@
             <w:color w:val="0000EE"/>
             <w:u w:val="single"/>
           </w:rPr>
-          <w:t>2 Tim 3:1</w:t>
+          <w:t>2 Timothy 3:1</w:t>
         </w:r>
       </w:hyperlink>
       <w:r>
         <w:rPr>
           <w:lang w:val="en_US" w:bidi="en_US"/>
         </w:rPr>
-        <w:t>). God’s household reflects the new creation even as it exists in the world.</w:t>
+        <w:t>). As God's household lives in the present world, it also reflects the new creation that God is bringing about.</w:t>
       </w:r>
     </w:p>
     <w:p>
@@ -1448,9 +1621,9 @@
         <w:rPr>
           <w:lang w:val="en_US" w:bidi="en_US"/>
         </w:rPr>
-        <w:t xml:space="preserve">The mission of God’s household is to advance the Good News in the world and promote the will of God (see </w:t>
-      </w:r>
-      <w:hyperlink r:id="rId60">
+        <w:t xml:space="preserve">The mission of God's household is to spread the good news in the world and carry out God's purposes (see </w:t>
+      </w:r>
+      <w:hyperlink r:id="rId59">
         <w:r>
           <w:rPr>
             <w:lang w:val="en_US" w:bidi="en_US"/>
@@ -1459,14 +1632,14 @@
             <w:color w:val="0000EE"/>
             <w:u w:val="single"/>
           </w:rPr>
-          <w:t>1 Tim 2:4–7</w:t>
+          <w:t>1 Timothy 2:4–7</w:t>
         </w:r>
       </w:hyperlink>
       <w:r>
         <w:rPr>
           <w:lang w:val="en_US" w:bidi="en_US"/>
         </w:rPr>
-        <w:t>). God’s people should do what supports that mission (</w:t>
+        <w:t>). God's people should live in ways that support this mission (</w:t>
       </w:r>
       <w:hyperlink r:id="rId27">
         <w:r>
@@ -1504,6 +1677,38 @@
         </w:rPr>
         <w:t xml:space="preserve">; see </w:t>
       </w:r>
+      <w:hyperlink r:id="rId60">
+        <w:r>
+          <w:rPr>
+            <w:lang w:val="en_US" w:bidi="en_US"/>
+          </w:rPr>
+          <w:rPr>
+            <w:color w:val="0000EE"/>
+            <w:u w:val="single"/>
+          </w:rPr>
+          <w:t>1 Corinthians 9:19–23</w:t>
+        </w:r>
+      </w:hyperlink>
+      <w:r>
+        <w:rPr>
+          <w:lang w:val="en_US" w:bidi="en_US"/>
+        </w:rPr>
+        <w:t xml:space="preserve">). </w:t>
+      </w:r>
+    </w:p>
+    <w:p>
+      <w:pPr/>
+      <w:r>
+        <w:rPr>
+          <w:lang w:val="en_US" w:bidi="en_US"/>
+        </w:rPr>
+      </w:r>
+      <w:r>
+        <w:rPr>
+          <w:lang w:val="en_US" w:bidi="en_US"/>
+        </w:rPr>
+        <w:t>The false teachers, however, were promoting foolish ideas and harming the life of the church. For this reason, much of Paul's letter focuses on right conduct. The brief summaries of the good news in 1 Timothy (</w:t>
+      </w:r>
       <w:hyperlink r:id="rId61">
         <w:r>
           <w:rPr>
@@ -1513,34 +1718,16 @@
             <w:color w:val="0000EE"/>
             <w:u w:val="single"/>
           </w:rPr>
-          <w:t>1 Cor 9:19–23</w:t>
+          <w:t>1 Timothy 1:15</w:t>
         </w:r>
       </w:hyperlink>
       <w:r>
         <w:rPr>
           <w:lang w:val="en_US" w:bidi="en_US"/>
         </w:rPr>
-        <w:t>). The false teachers were, by contrast, talking foolishness and damaging the integrity of the church, so Paul directed most of his words toward right conduct. The condensed summaries of the Good News (</w:t>
-      </w:r>
-      <w:hyperlink r:id="rId62">
-        <w:r>
-          <w:rPr>
-            <w:lang w:val="en_US" w:bidi="en_US"/>
-          </w:rPr>
-          <w:rPr>
-            <w:color w:val="0000EE"/>
-            <w:u w:val="single"/>
-          </w:rPr>
-          <w:t>1 Tim 1:15</w:t>
-        </w:r>
-      </w:hyperlink>
-      <w:r>
-        <w:rPr>
-          <w:lang w:val="en_US" w:bidi="en_US"/>
-        </w:rPr>
         <w:t xml:space="preserve">; </w:t>
       </w:r>
-      <w:hyperlink r:id="rId46">
+      <w:hyperlink r:id="rId45">
         <w:r>
           <w:rPr>
             <w:lang w:val="en_US" w:bidi="en_US"/>
@@ -1558,7 +1745,7 @@
         </w:rPr>
         <w:t xml:space="preserve">; </w:t>
       </w:r>
-      <w:hyperlink r:id="rId47">
+      <w:hyperlink r:id="rId46">
         <w:r>
           <w:rPr>
             <w:lang w:val="en_US" w:bidi="en_US"/>
@@ -1576,7 +1763,7 @@
         </w:rPr>
         <w:t xml:space="preserve">; </w:t>
       </w:r>
-      <w:hyperlink r:id="rId63">
+      <w:hyperlink r:id="rId62">
         <w:r>
           <w:rPr>
             <w:lang w:val="en_US" w:bidi="en_US"/>
@@ -1592,7 +1779,7 @@
         <w:rPr>
           <w:lang w:val="en_US" w:bidi="en_US"/>
         </w:rPr>
-        <w:t>) indicate what was actually under assault—the right understanding of salvation in the present age. This is what must be preserved, skillfully taught, and passed along—with godly life as its outcome.</w:t>
+        <w:t>) show what was truly at stake: a correct understanding of God's salvation in the present age. This message must be preserved, taught faithfully, and passed on to others. Its result should be a godly way of life.</w:t>
       </w:r>
       <w:r>
         <w:rPr>
@@ -3494,6 +3681,12 @@
   </w:num>
   <w:num w:numId="13" w16cid:durableId="592781308">
     <w:abstractNumId w:val="11"/>
+  </w:num>
+  <w:num w:numId="14">
+    <w:abstractNumId w:val="3"/>
+    <w:lvlOverride w:ilvl="0">
+      <w:startOverride w:val="1"/>
+    </w:lvlOverride>
   </w:num>
   <w:numIdMacAtCleanup w:val="10"/>
 </w:numbering>

--- a/eng/docx/54.content.docx
+++ b/eng/docx/54.content.docx
@@ -19,7 +19,7 @@
         <w:rPr>
           <w:lang w:val="en_US" w:bidi="en_US"/>
         </w:rPr>
-        <w:t>Resource: Tyndale Open Study Notes</w:t>
+        <w:t>Resource: Aquifer Open Study Notes (Book Intros)</w:t>
       </w:r>
       <w:r>
         <w:rPr>
@@ -112,7 +112,7 @@
         <w:rPr>
           <w:lang w:val="en_US" w:bidi="en_US"/>
         </w:rPr>
-        <w:t>Tyndale Open Study Notes</w:t>
+        <w:t>Aquifer Open Study Notes (Book Intros)</w:t>
       </w:r>
     </w:p>
     <w:p>

--- a/eng/docx/54.content.docx
+++ b/eng/docx/54.content.docx
@@ -233,18 +233,12 @@
         </w:rPr>
         <w:t>During the final stage of Paul’s ministry as an apostle, a serious problem arose in the church at Ephesus. Some of its leaders had become false teachers. Paul had warned that this would happen (</w:t>
       </w:r>
-      <w:hyperlink r:id="rId13">
-        <w:r>
-          <w:rPr>
-            <w:lang w:val="en_US" w:bidi="en_US"/>
-          </w:rPr>
-          <w:rPr>
-            <w:color w:val="0000EE"/>
-            <w:u w:val="single"/>
-          </w:rPr>
-          <w:t>Acts 20:29–31</w:t>
-        </w:r>
-      </w:hyperlink>
+      <w:r>
+        <w:rPr>
+          <w:lang w:val="en_US" w:bidi="en_US"/>
+        </w:rPr>
+        <w:t>Acts 20:29–31</w:t>
+      </w:r>
       <w:r>
         <w:rPr>
           <w:lang w:val="en_US" w:bidi="en_US"/>
@@ -290,54 +284,36 @@
         </w:rPr>
         <w:t>Paul first visited Ephesus during his second missionary journey (</w:t>
       </w:r>
-      <w:hyperlink r:id="rId14">
-        <w:r>
-          <w:rPr>
-            <w:lang w:val="en_US" w:bidi="en_US"/>
-          </w:rPr>
-          <w:rPr>
-            <w:color w:val="0000EE"/>
-            <w:u w:val="single"/>
-          </w:rPr>
-          <w:t>Acts 18:19–21</w:t>
-        </w:r>
-      </w:hyperlink>
+      <w:r>
+        <w:rPr>
+          <w:lang w:val="en_US" w:bidi="en_US"/>
+        </w:rPr>
+        <w:t>Acts 18:19–21</w:t>
+      </w:r>
       <w:r>
         <w:rPr>
           <w:lang w:val="en_US" w:bidi="en_US"/>
         </w:rPr>
         <w:t xml:space="preserve">). , but he did not stay long enough to do extensive ministry there. During his third missionary journey, he spent about three years in Ephesus (around AD 53–56, </w:t>
       </w:r>
-      <w:hyperlink r:id="rId15">
-        <w:r>
-          <w:rPr>
-            <w:lang w:val="en_US" w:bidi="en_US"/>
-          </w:rPr>
-          <w:rPr>
-            <w:color w:val="0000EE"/>
-            <w:u w:val="single"/>
-          </w:rPr>
-          <w:t>Acts 19</w:t>
-        </w:r>
-      </w:hyperlink>
+      <w:r>
+        <w:rPr>
+          <w:lang w:val="en_US" w:bidi="en_US"/>
+        </w:rPr>
+        <w:t>Acts 19</w:t>
+      </w:r>
       <w:r>
         <w:rPr>
           <w:lang w:val="en_US" w:bidi="en_US"/>
         </w:rPr>
         <w:t>). Later, while traveling to Jerusalem, Paul stopped at Miletus and met with the elders from Ephesus (</w:t>
       </w:r>
-      <w:hyperlink r:id="rId16">
-        <w:r>
-          <w:rPr>
-            <w:lang w:val="en_US" w:bidi="en_US"/>
-          </w:rPr>
-          <w:rPr>
-            <w:color w:val="0000EE"/>
-            <w:u w:val="single"/>
-          </w:rPr>
-          <w:t>Acts 20:17–38</w:t>
-        </w:r>
-      </w:hyperlink>
+      <w:r>
+        <w:rPr>
+          <w:lang w:val="en_US" w:bidi="en_US"/>
+        </w:rPr>
+        <w:t>Acts 20:17–38</w:t>
+      </w:r>
       <w:r>
         <w:rPr>
           <w:lang w:val="en_US" w:bidi="en_US"/>
@@ -358,54 +334,36 @@
         </w:rPr>
         <w:t xml:space="preserve">Paul then went to Jerusalem, where he was arrested. He was later transferred to Caesarea and then sent to Rome. There he lived under house arrest for about two years (AD 60–62, </w:t>
       </w:r>
-      <w:hyperlink r:id="rId17">
-        <w:r>
-          <w:rPr>
-            <w:lang w:val="en_US" w:bidi="en_US"/>
-          </w:rPr>
-          <w:rPr>
-            <w:color w:val="0000EE"/>
-            <w:u w:val="single"/>
-          </w:rPr>
-          <w:t>Acts 21–28</w:t>
-        </w:r>
-      </w:hyperlink>
+      <w:r>
+        <w:rPr>
+          <w:lang w:val="en_US" w:bidi="en_US"/>
+        </w:rPr>
+        <w:t>Acts 21–28</w:t>
+      </w:r>
       <w:r>
         <w:rPr>
           <w:lang w:val="en_US" w:bidi="en_US"/>
         </w:rPr>
         <w:t xml:space="preserve">). After his release, he resumed his missionary work. He may have traveled toward Spain (see </w:t>
       </w:r>
-      <w:hyperlink r:id="rId18">
-        <w:r>
-          <w:rPr>
-            <w:lang w:val="en_US" w:bidi="en_US"/>
-          </w:rPr>
-          <w:rPr>
-            <w:color w:val="0000EE"/>
-            <w:u w:val="single"/>
-          </w:rPr>
-          <w:t>Romans 15:24</w:t>
-        </w:r>
-      </w:hyperlink>
+      <w:r>
+        <w:rPr>
+          <w:lang w:val="en_US" w:bidi="en_US"/>
+        </w:rPr>
+        <w:t>Romans 15:24</w:t>
+      </w:r>
       <w:r>
         <w:rPr>
           <w:lang w:val="en_US" w:bidi="en_US"/>
         </w:rPr>
         <w:t xml:space="preserve">, </w:t>
       </w:r>
-      <w:hyperlink r:id="rId19">
-        <w:r>
-          <w:rPr>
-            <w:lang w:val="en_US" w:bidi="en_US"/>
-          </w:rPr>
-          <w:rPr>
-            <w:color w:val="0000EE"/>
-            <w:u w:val="single"/>
-          </w:rPr>
-          <w:t>28</w:t>
-        </w:r>
-      </w:hyperlink>
+      <w:r>
+        <w:rPr>
+          <w:lang w:val="en_US" w:bidi="en_US"/>
+        </w:rPr>
+        <w:t>28</w:t>
+      </w:r>
       <w:r>
         <w:rPr>
           <w:lang w:val="en_US" w:bidi="en_US"/>
@@ -426,126 +384,84 @@
         </w:rPr>
         <w:t>Timothy had worked closely with Paul during much of Paul’s ministry in Ephesus (</w:t>
       </w:r>
-      <w:hyperlink r:id="rId20">
-        <w:r>
-          <w:rPr>
-            <w:lang w:val="en_US" w:bidi="en_US"/>
-          </w:rPr>
-          <w:rPr>
-            <w:color w:val="0000EE"/>
-            <w:u w:val="single"/>
-          </w:rPr>
-          <w:t>Acts 19:22</w:t>
-        </w:r>
-      </w:hyperlink>
+      <w:r>
+        <w:rPr>
+          <w:lang w:val="en_US" w:bidi="en_US"/>
+        </w:rPr>
+        <w:t>Acts 19:22</w:t>
+      </w:r>
       <w:r>
         <w:rPr>
           <w:lang w:val="en_US" w:bidi="en_US"/>
         </w:rPr>
         <w:t>). Now Paul had assigned him the task of addressing new problems in the church (</w:t>
       </w:r>
-      <w:hyperlink r:id="rId21">
-        <w:r>
-          <w:rPr>
-            <w:lang w:val="en_US" w:bidi="en_US"/>
-          </w:rPr>
-          <w:rPr>
-            <w:color w:val="0000EE"/>
-            <w:u w:val="single"/>
-          </w:rPr>
-          <w:t>1 Timothy 1:3</w:t>
-        </w:r>
-      </w:hyperlink>
+      <w:r>
+        <w:rPr>
+          <w:lang w:val="en_US" w:bidi="en_US"/>
+        </w:rPr>
+        <w:t>1 Timothy 1:3</w:t>
+      </w:r>
       <w:r>
         <w:rPr>
           <w:lang w:val="en_US" w:bidi="en_US"/>
         </w:rPr>
         <w:t>). False teachers had appeared and seem to have been disrupting family and household life (</w:t>
       </w:r>
-      <w:hyperlink r:id="rId21">
-        <w:r>
-          <w:rPr>
-            <w:lang w:val="en_US" w:bidi="en_US"/>
-          </w:rPr>
-          <w:rPr>
-            <w:color w:val="0000EE"/>
-            <w:u w:val="single"/>
-          </w:rPr>
-          <w:t>1 Timothy 1:3</w:t>
-        </w:r>
-      </w:hyperlink>
+      <w:r>
+        <w:rPr>
+          <w:lang w:val="en_US" w:bidi="en_US"/>
+        </w:rPr>
+        <w:t>1 Timothy 1:3</w:t>
+      </w:r>
       <w:r>
         <w:rPr>
           <w:lang w:val="en_US" w:bidi="en_US"/>
         </w:rPr>
         <w:t xml:space="preserve">; see </w:t>
       </w:r>
-      <w:hyperlink r:id="rId22">
-        <w:r>
-          <w:rPr>
-            <w:lang w:val="en_US" w:bidi="en_US"/>
-          </w:rPr>
-          <w:rPr>
-            <w:color w:val="0000EE"/>
-            <w:u w:val="single"/>
-          </w:rPr>
-          <w:t>2:15</w:t>
-        </w:r>
-      </w:hyperlink>
+      <w:r>
+        <w:rPr>
+          <w:lang w:val="en_US" w:bidi="en_US"/>
+        </w:rPr>
+        <w:t>2:15</w:t>
+      </w:r>
       <w:r>
         <w:rPr>
           <w:lang w:val="en_US" w:bidi="en_US"/>
         </w:rPr>
         <w:t xml:space="preserve">; </w:t>
       </w:r>
-      <w:hyperlink r:id="rId23">
-        <w:r>
-          <w:rPr>
-            <w:lang w:val="en_US" w:bidi="en_US"/>
-          </w:rPr>
-          <w:rPr>
-            <w:color w:val="0000EE"/>
-            <w:u w:val="single"/>
-          </w:rPr>
-          <w:t>3:4–5</w:t>
-        </w:r>
-      </w:hyperlink>
+      <w:r>
+        <w:rPr>
+          <w:lang w:val="en_US" w:bidi="en_US"/>
+        </w:rPr>
+        <w:t>3:4–5</w:t>
+      </w:r>
       <w:r>
         <w:rPr>
           <w:lang w:val="en_US" w:bidi="en_US"/>
         </w:rPr>
         <w:t xml:space="preserve">; </w:t>
       </w:r>
-      <w:hyperlink r:id="rId24">
-        <w:r>
-          <w:rPr>
-            <w:lang w:val="en_US" w:bidi="en_US"/>
-          </w:rPr>
-          <w:rPr>
-            <w:color w:val="0000EE"/>
-            <w:u w:val="single"/>
-          </w:rPr>
-          <w:t>5:11–15</w:t>
-        </w:r>
-      </w:hyperlink>
+      <w:r>
+        <w:rPr>
+          <w:lang w:val="en_US" w:bidi="en_US"/>
+        </w:rPr>
+        <w:t>5:11–15</w:t>
+      </w:r>
       <w:r>
         <w:rPr>
           <w:lang w:val="en_US" w:bidi="en_US"/>
         </w:rPr>
         <w:t xml:space="preserve">; compare </w:t>
       </w:r>
-      <w:hyperlink r:id="rId25">
-        <w:r>
-          <w:rPr>
-            <w:lang w:val="en_US" w:bidi="en_US"/>
-          </w:rPr>
-          <w:rPr>
-            <w:color w:val="0000EE"/>
-            <w:u w:val="single"/>
-          </w:rPr>
-          <w:t>Titus 1:11</w:t>
-        </w:r>
-      </w:hyperlink>
+      <w:r>
+        <w:rPr>
+          <w:lang w:val="en_US" w:bidi="en_US"/>
+        </w:rPr>
+        <w:t>Titus 1:11</w:t>
+      </w:r>
       <w:r>
         <w:rPr>
           <w:lang w:val="en_US" w:bidi="en_US"/>
@@ -577,36 +493,24 @@
         </w:rPr>
         <w:t>Paul first instructed Timothy to address the false teachers who claimed to be experts in the law (</w:t>
       </w:r>
-      <w:hyperlink r:id="rId26">
-        <w:r>
-          <w:rPr>
-            <w:lang w:val="en_US" w:bidi="en_US"/>
-          </w:rPr>
-          <w:rPr>
-            <w:color w:val="0000EE"/>
-            <w:u w:val="single"/>
-          </w:rPr>
-          <w:t>1 Timothy 1:3–20</w:t>
-        </w:r>
-      </w:hyperlink>
+      <w:r>
+        <w:rPr>
+          <w:lang w:val="en_US" w:bidi="en_US"/>
+        </w:rPr>
+        <w:t>1 Timothy 1:3–20</w:t>
+      </w:r>
       <w:r>
         <w:rPr>
           <w:lang w:val="en_US" w:bidi="en_US"/>
         </w:rPr>
         <w:t>). Then Paul Paul gives guidance about life in God’s household, the church. He addresses prayer, the role of women in teaching, and church leadership (</w:t>
       </w:r>
-      <w:hyperlink r:id="rId27">
-        <w:r>
-          <w:rPr>
-            <w:lang w:val="en_US" w:bidi="en_US"/>
-          </w:rPr>
-          <w:rPr>
-            <w:color w:val="0000EE"/>
-            <w:u w:val="single"/>
-          </w:rPr>
-          <w:t>2:1–3:13</w:t>
-        </w:r>
-      </w:hyperlink>
+      <w:r>
+        <w:rPr>
+          <w:lang w:val="en_US" w:bidi="en_US"/>
+        </w:rPr>
+        <w:t>2:1–3:13</w:t>
+      </w:r>
       <w:r>
         <w:rPr>
           <w:lang w:val="en_US" w:bidi="en_US"/>
@@ -627,36 +531,24 @@
         </w:rPr>
         <w:t>Paul then explains the purpose of his instructions and describes how Timothy should do them (</w:t>
       </w:r>
-      <w:hyperlink r:id="rId28">
-        <w:r>
-          <w:rPr>
-            <w:lang w:val="en_US" w:bidi="en_US"/>
-          </w:rPr>
-          <w:rPr>
-            <w:color w:val="0000EE"/>
-            <w:u w:val="single"/>
-          </w:rPr>
-          <w:t>3:14–4:16</w:t>
-        </w:r>
-      </w:hyperlink>
+      <w:r>
+        <w:rPr>
+          <w:lang w:val="en_US" w:bidi="en_US"/>
+        </w:rPr>
+        <w:t>3:14–4:16</w:t>
+      </w:r>
       <w:r>
         <w:rPr>
           <w:lang w:val="en_US" w:bidi="en_US"/>
         </w:rPr>
         <w:t>). After that, he returns to practical guidance for godly living. He focuses on relationships involving older and younger people, widows, elders, and masters (</w:t>
       </w:r>
-      <w:hyperlink r:id="rId29">
-        <w:r>
-          <w:rPr>
-            <w:lang w:val="en_US" w:bidi="en_US"/>
-          </w:rPr>
-          <w:rPr>
-            <w:color w:val="0000EE"/>
-            <w:u w:val="single"/>
-          </w:rPr>
-          <w:t>5:1–6:2</w:t>
-        </w:r>
-      </w:hyperlink>
+      <w:r>
+        <w:rPr>
+          <w:lang w:val="en_US" w:bidi="en_US"/>
+        </w:rPr>
+        <w:t>5:1–6:2</w:t>
+      </w:r>
       <w:r>
         <w:rPr>
           <w:lang w:val="en_US" w:bidi="en_US"/>
@@ -677,18 +569,12 @@
         </w:rPr>
         <w:t>Finally, Paul returns to the subject of the false teachers themselves. This time, he focuses on their attitudes toward wealth and financial gain (</w:t>
       </w:r>
-      <w:hyperlink r:id="rId30">
-        <w:r>
-          <w:rPr>
-            <w:lang w:val="en_US" w:bidi="en_US"/>
-          </w:rPr>
-          <w:rPr>
-            <w:color w:val="0000EE"/>
-            <w:u w:val="single"/>
-          </w:rPr>
-          <w:t>6:2–21</w:t>
-        </w:r>
-      </w:hyperlink>
+      <w:r>
+        <w:rPr>
+          <w:lang w:val="en_US" w:bidi="en_US"/>
+        </w:rPr>
+        <w:t>6:2–21</w:t>
+      </w:r>
       <w:r>
         <w:rPr>
           <w:lang w:val="en_US" w:bidi="en_US"/>
@@ -831,18 +717,12 @@
         </w:rPr>
         <w:t xml:space="preserve">The Pastoral Letters (1 Timothy, 2 Timothy, and Titus) were most likely written after Paul's first imprisonment in Rome (AD 60 to 62, </w:t>
       </w:r>
-      <w:hyperlink r:id="rId31">
-        <w:r>
-          <w:rPr>
-            <w:lang w:val="en_US" w:bidi="en_US"/>
-          </w:rPr>
-          <w:rPr>
-            <w:color w:val="0000EE"/>
-            <w:u w:val="single"/>
-          </w:rPr>
-          <w:t>Acts 28:1–31</w:t>
-        </w:r>
-      </w:hyperlink>
+      <w:r>
+        <w:rPr>
+          <w:lang w:val="en_US" w:bidi="en_US"/>
+        </w:rPr>
+        <w:t>Acts 28:1–31</w:t>
+      </w:r>
       <w:r>
         <w:rPr>
           <w:lang w:val="en_US" w:bidi="en_US"/>
@@ -863,18 +743,12 @@
         </w:rPr>
         <w:t xml:space="preserve">In 2 Timothy, Paul is imprisoned in Rome and expects to die soon (see </w:t>
       </w:r>
-      <w:hyperlink r:id="rId32">
-        <w:r>
-          <w:rPr>
-            <w:lang w:val="en_US" w:bidi="en_US"/>
-          </w:rPr>
-          <w:rPr>
-            <w:color w:val="0000EE"/>
-            <w:u w:val="single"/>
-          </w:rPr>
-          <w:t>2 Timothy 4:6</w:t>
-        </w:r>
-      </w:hyperlink>
+      <w:r>
+        <w:rPr>
+          <w:lang w:val="en_US" w:bidi="en_US"/>
+        </w:rPr>
+        <w:t>2 Timothy 4:6</w:t>
+      </w:r>
       <w:r>
         <w:rPr>
           <w:lang w:val="en_US" w:bidi="en_US"/>
@@ -895,18 +769,12 @@
         </w:rPr>
         <w:t xml:space="preserve">One possibility is that Paul wrote 2 Timothy during his imprisonment in Rome, as described in </w:t>
       </w:r>
-      <w:hyperlink r:id="rId31">
-        <w:r>
-          <w:rPr>
-            <w:lang w:val="en_US" w:bidi="en_US"/>
-          </w:rPr>
-          <w:rPr>
-            <w:color w:val="0000EE"/>
-            <w:u w:val="single"/>
-          </w:rPr>
-          <w:t>Acts 28</w:t>
-        </w:r>
-      </w:hyperlink>
+      <w:r>
+        <w:rPr>
+          <w:lang w:val="en_US" w:bidi="en_US"/>
+        </w:rPr>
+        <w:t>Acts 28</w:t>
+      </w:r>
       <w:r>
         <w:rPr>
           <w:lang w:val="en_US" w:bidi="en_US"/>
@@ -967,18 +835,12 @@
         </w:rPr>
         <w:t xml:space="preserve">Several considerations support this view. First, there is no requirement that these letters fit within the events recorded in Acts. Second, the activities of Paul and his coworkers described in 1 Timothy and Titus do not match the details found in Acts. Likewise, the imprisonment described in 2 Timothy appears different from the imprisonment recorded in </w:t>
       </w:r>
-      <w:hyperlink r:id="rId31">
-        <w:r>
-          <w:rPr>
-            <w:lang w:val="en_US" w:bidi="en_US"/>
-          </w:rPr>
-          <w:rPr>
-            <w:color w:val="0000EE"/>
-            <w:u w:val="single"/>
-          </w:rPr>
-          <w:t>Acts 28</w:t>
-        </w:r>
-      </w:hyperlink>
+      <w:r>
+        <w:rPr>
+          <w:lang w:val="en_US" w:bidi="en_US"/>
+        </w:rPr>
+        <w:t>Acts 28</w:t>
+      </w:r>
       <w:r>
         <w:rPr>
           <w:lang w:val="en_US" w:bidi="en_US"/>
@@ -1010,108 +872,72 @@
         </w:rPr>
         <w:t xml:space="preserve">The false teachers described in 1 Timothy closely resemble those mentioned in 2 Timothy and Titus. Although it is difficult to identify their beliefs with certainty, the letters provide several clues. Their teaching included ascetic practices (strict self-denial, such as avoiding certain foods or marriage; see </w:t>
       </w:r>
-      <w:hyperlink r:id="rId33">
-        <w:r>
-          <w:rPr>
-            <w:lang w:val="en_US" w:bidi="en_US"/>
-          </w:rPr>
-          <w:rPr>
-            <w:color w:val="0000EE"/>
-            <w:u w:val="single"/>
-          </w:rPr>
-          <w:t>1 Timothy 4:3</w:t>
-        </w:r>
-      </w:hyperlink>
+      <w:r>
+        <w:rPr>
+          <w:lang w:val="en_US" w:bidi="en_US"/>
+        </w:rPr>
+        <w:t>1 Timothy 4:3</w:t>
+      </w:r>
       <w:r>
         <w:rPr>
           <w:lang w:val="en_US" w:bidi="en_US"/>
         </w:rPr>
         <w:t xml:space="preserve">; </w:t>
       </w:r>
-      <w:hyperlink r:id="rId34">
-        <w:r>
-          <w:rPr>
-            <w:lang w:val="en_US" w:bidi="en_US"/>
-          </w:rPr>
-          <w:rPr>
-            <w:color w:val="0000EE"/>
-            <w:u w:val="single"/>
-          </w:rPr>
-          <w:t>Titus 1:15</w:t>
-        </w:r>
-      </w:hyperlink>
+      <w:r>
+        <w:rPr>
+          <w:lang w:val="en_US" w:bidi="en_US"/>
+        </w:rPr>
+        <w:t>Titus 1:15</w:t>
+      </w:r>
       <w:r>
         <w:rPr>
           <w:lang w:val="en_US" w:bidi="en_US"/>
         </w:rPr>
         <w:t xml:space="preserve">) and had a strong Jewish emphasis (see </w:t>
       </w:r>
-      <w:hyperlink r:id="rId35">
-        <w:r>
-          <w:rPr>
-            <w:lang w:val="en_US" w:bidi="en_US"/>
-          </w:rPr>
-          <w:rPr>
-            <w:color w:val="0000EE"/>
-            <w:u w:val="single"/>
-          </w:rPr>
-          <w:t>1 Timothy 1:7</w:t>
-        </w:r>
-      </w:hyperlink>
+      <w:r>
+        <w:rPr>
+          <w:lang w:val="en_US" w:bidi="en_US"/>
+        </w:rPr>
+        <w:t>1 Timothy 1:7</w:t>
+      </w:r>
       <w:r>
         <w:rPr>
           <w:lang w:val="en_US" w:bidi="en_US"/>
         </w:rPr>
         <w:t xml:space="preserve">; </w:t>
       </w:r>
-      <w:hyperlink r:id="rId36">
-        <w:r>
-          <w:rPr>
-            <w:lang w:val="en_US" w:bidi="en_US"/>
-          </w:rPr>
-          <w:rPr>
-            <w:color w:val="0000EE"/>
-            <w:u w:val="single"/>
-          </w:rPr>
-          <w:t>Titus 1:10</w:t>
-        </w:r>
-      </w:hyperlink>
+      <w:r>
+        <w:rPr>
+          <w:lang w:val="en_US" w:bidi="en_US"/>
+        </w:rPr>
+        <w:t>Titus 1:10</w:t>
+      </w:r>
       <w:r>
         <w:rPr>
           <w:lang w:val="en_US" w:bidi="en_US"/>
         </w:rPr>
         <w:t xml:space="preserve">, </w:t>
       </w:r>
-      <w:hyperlink r:id="rId37">
-        <w:r>
-          <w:rPr>
-            <w:lang w:val="en_US" w:bidi="en_US"/>
-          </w:rPr>
-          <w:rPr>
-            <w:color w:val="0000EE"/>
-            <w:u w:val="single"/>
-          </w:rPr>
-          <w:t>14</w:t>
-        </w:r>
-      </w:hyperlink>
+      <w:r>
+        <w:rPr>
+          <w:lang w:val="en_US" w:bidi="en_US"/>
+        </w:rPr>
+        <w:t>14</w:t>
+      </w:r>
       <w:r>
         <w:rPr>
           <w:lang w:val="en_US" w:bidi="en_US"/>
         </w:rPr>
         <w:t xml:space="preserve">; </w:t>
       </w:r>
-      <w:hyperlink r:id="rId38">
-        <w:r>
-          <w:rPr>
-            <w:lang w:val="en_US" w:bidi="en_US"/>
-          </w:rPr>
-          <w:rPr>
-            <w:color w:val="0000EE"/>
-            <w:u w:val="single"/>
-          </w:rPr>
-          <w:t>3:9</w:t>
-        </w:r>
-      </w:hyperlink>
+      <w:r>
+        <w:rPr>
+          <w:lang w:val="en_US" w:bidi="en_US"/>
+        </w:rPr>
+        <w:t>3:9</w:t>
+      </w:r>
       <w:r>
         <w:rPr>
           <w:lang w:val="en_US" w:bidi="en_US"/>
@@ -1132,126 +958,84 @@
         </w:rPr>
         <w:t>They claimed to have special knowledge (</w:t>
       </w:r>
-      <w:hyperlink r:id="rId39">
-        <w:r>
-          <w:rPr>
-            <w:lang w:val="en_US" w:bidi="en_US"/>
-          </w:rPr>
-          <w:rPr>
-            <w:color w:val="0000EE"/>
-            <w:u w:val="single"/>
-          </w:rPr>
-          <w:t>1 Timothy 6:20</w:t>
-        </w:r>
-      </w:hyperlink>
+      <w:r>
+        <w:rPr>
+          <w:lang w:val="en_US" w:bidi="en_US"/>
+        </w:rPr>
+        <w:t>1 Timothy 6:20</w:t>
+      </w:r>
       <w:r>
         <w:rPr>
           <w:lang w:val="en_US" w:bidi="en_US"/>
         </w:rPr>
         <w:t xml:space="preserve">; </w:t>
       </w:r>
-      <w:hyperlink r:id="rId40">
-        <w:r>
-          <w:rPr>
-            <w:lang w:val="en_US" w:bidi="en_US"/>
-          </w:rPr>
-          <w:rPr>
-            <w:color w:val="0000EE"/>
-            <w:u w:val="single"/>
-          </w:rPr>
-          <w:t>Titus 1:16</w:t>
-        </w:r>
-      </w:hyperlink>
+      <w:r>
+        <w:rPr>
+          <w:lang w:val="en_US" w:bidi="en_US"/>
+        </w:rPr>
+        <w:t>Titus 1:16</w:t>
+      </w:r>
       <w:r>
         <w:rPr>
           <w:lang w:val="en_US" w:bidi="en_US"/>
         </w:rPr>
         <w:t>). They taught that the resurrection of believers had already happened (</w:t>
       </w:r>
-      <w:hyperlink r:id="rId41">
-        <w:r>
-          <w:rPr>
-            <w:lang w:val="en_US" w:bidi="en_US"/>
-          </w:rPr>
-          <w:rPr>
-            <w:color w:val="0000EE"/>
-            <w:u w:val="single"/>
-          </w:rPr>
-          <w:t>2 Timothy 2:18</w:t>
-        </w:r>
-      </w:hyperlink>
+      <w:r>
+        <w:rPr>
+          <w:lang w:val="en_US" w:bidi="en_US"/>
+        </w:rPr>
+        <w:t>2 Timothy 2:18</w:t>
+      </w:r>
       <w:r>
         <w:rPr>
           <w:lang w:val="en_US" w:bidi="en_US"/>
         </w:rPr>
         <w:t>). They disrupted relationships within the church (</w:t>
       </w:r>
-      <w:hyperlink r:id="rId42">
-        <w:r>
-          <w:rPr>
-            <w:lang w:val="en_US" w:bidi="en_US"/>
-          </w:rPr>
-          <w:rPr>
-            <w:color w:val="0000EE"/>
-            <w:u w:val="single"/>
-          </w:rPr>
-          <w:t>2 Timothy 3:6–7</w:t>
-        </w:r>
-      </w:hyperlink>
+      <w:r>
+        <w:rPr>
+          <w:lang w:val="en_US" w:bidi="en_US"/>
+        </w:rPr>
+        <w:t>2 Timothy 3:6–7</w:t>
+      </w:r>
       <w:r>
         <w:rPr>
           <w:lang w:val="en_US" w:bidi="en_US"/>
         </w:rPr>
         <w:t xml:space="preserve">; </w:t>
       </w:r>
-      <w:hyperlink r:id="rId25">
-        <w:r>
-          <w:rPr>
-            <w:lang w:val="en_US" w:bidi="en_US"/>
-          </w:rPr>
-          <w:rPr>
-            <w:color w:val="0000EE"/>
-            <w:u w:val="single"/>
-          </w:rPr>
-          <w:t>Titus 1:11</w:t>
-        </w:r>
-      </w:hyperlink>
+      <w:r>
+        <w:rPr>
+          <w:lang w:val="en_US" w:bidi="en_US"/>
+        </w:rPr>
+        <w:t>Titus 1:11</w:t>
+      </w:r>
       <w:r>
         <w:rPr>
           <w:lang w:val="en_US" w:bidi="en_US"/>
         </w:rPr>
         <w:t>). They may also have emphasized salvation through human effort rather than God's grace (</w:t>
       </w:r>
-      <w:hyperlink r:id="rId43">
-        <w:r>
-          <w:rPr>
-            <w:lang w:val="en_US" w:bidi="en_US"/>
-          </w:rPr>
-          <w:rPr>
-            <w:color w:val="0000EE"/>
-            <w:u w:val="single"/>
-          </w:rPr>
-          <w:t>2 Timothy 1:9</w:t>
-        </w:r>
-      </w:hyperlink>
+      <w:r>
+        <w:rPr>
+          <w:lang w:val="en_US" w:bidi="en_US"/>
+        </w:rPr>
+        <w:t>2 Timothy 1:9</w:t>
+      </w:r>
       <w:r>
         <w:rPr>
           <w:lang w:val="en_US" w:bidi="en_US"/>
         </w:rPr>
         <w:t xml:space="preserve">; </w:t>
       </w:r>
-      <w:hyperlink r:id="rId44">
-        <w:r>
-          <w:rPr>
-            <w:lang w:val="en_US" w:bidi="en_US"/>
-          </w:rPr>
-          <w:rPr>
-            <w:color w:val="0000EE"/>
-            <w:u w:val="single"/>
-          </w:rPr>
-          <w:t>Titus 3:5</w:t>
-        </w:r>
-      </w:hyperlink>
+      <w:r>
+        <w:rPr>
+          <w:lang w:val="en_US" w:bidi="en_US"/>
+        </w:rPr>
+        <w:t>Titus 3:5</w:t>
+      </w:r>
       <w:r>
         <w:rPr>
           <w:lang w:val="en_US" w:bidi="en_US"/>
@@ -1272,180 +1056,120 @@
         </w:rPr>
         <w:t xml:space="preserve">Paul's strong response suggests that these teachers were spreading errors about Christ (see </w:t>
       </w:r>
-      <w:hyperlink r:id="rId45">
-        <w:r>
-          <w:rPr>
-            <w:lang w:val="en_US" w:bidi="en_US"/>
-          </w:rPr>
-          <w:rPr>
-            <w:color w:val="0000EE"/>
-            <w:u w:val="single"/>
-          </w:rPr>
-          <w:t>1 Timothy 2:5–6</w:t>
-        </w:r>
-      </w:hyperlink>
+      <w:r>
+        <w:rPr>
+          <w:lang w:val="en_US" w:bidi="en_US"/>
+        </w:rPr>
+        <w:t>1 Timothy 2:5–6</w:t>
+      </w:r>
       <w:r>
         <w:rPr>
           <w:lang w:val="en_US" w:bidi="en_US"/>
         </w:rPr>
         <w:t xml:space="preserve">; </w:t>
       </w:r>
-      <w:hyperlink r:id="rId46">
-        <w:r>
-          <w:rPr>
-            <w:lang w:val="en_US" w:bidi="en_US"/>
-          </w:rPr>
-          <w:rPr>
-            <w:color w:val="0000EE"/>
-            <w:u w:val="single"/>
-          </w:rPr>
-          <w:t>3:16</w:t>
-        </w:r>
-      </w:hyperlink>
+      <w:r>
+        <w:rPr>
+          <w:lang w:val="en_US" w:bidi="en_US"/>
+        </w:rPr>
+        <w:t>3:16</w:t>
+      </w:r>
       <w:r>
         <w:rPr>
           <w:lang w:val="en_US" w:bidi="en_US"/>
         </w:rPr>
         <w:t xml:space="preserve">; </w:t>
       </w:r>
-      <w:hyperlink r:id="rId47">
-        <w:r>
-          <w:rPr>
-            <w:lang w:val="en_US" w:bidi="en_US"/>
-          </w:rPr>
-          <w:rPr>
-            <w:color w:val="0000EE"/>
-            <w:u w:val="single"/>
-          </w:rPr>
-          <w:t>2 Timothy 2:8</w:t>
-        </w:r>
-      </w:hyperlink>
+      <w:r>
+        <w:rPr>
+          <w:lang w:val="en_US" w:bidi="en_US"/>
+        </w:rPr>
+        <w:t>2 Timothy 2:8</w:t>
+      </w:r>
       <w:r>
         <w:rPr>
           <w:lang w:val="en_US" w:bidi="en_US"/>
         </w:rPr>
         <w:t xml:space="preserve">) and about the last days, or the period leading up to God's final judgment (see </w:t>
       </w:r>
-      <w:hyperlink r:id="rId48">
-        <w:r>
-          <w:rPr>
-            <w:lang w:val="en_US" w:bidi="en_US"/>
-          </w:rPr>
-          <w:rPr>
-            <w:color w:val="0000EE"/>
-            <w:u w:val="single"/>
-          </w:rPr>
-          <w:t>1 Timothy 4:1–5</w:t>
-        </w:r>
-      </w:hyperlink>
+      <w:r>
+        <w:rPr>
+          <w:lang w:val="en_US" w:bidi="en_US"/>
+        </w:rPr>
+        <w:t>1 Timothy 4:1–5</w:t>
+      </w:r>
       <w:r>
         <w:rPr>
           <w:lang w:val="en_US" w:bidi="en_US"/>
         </w:rPr>
         <w:t xml:space="preserve">; </w:t>
       </w:r>
-      <w:hyperlink r:id="rId41">
-        <w:r>
-          <w:rPr>
-            <w:lang w:val="en_US" w:bidi="en_US"/>
-          </w:rPr>
-          <w:rPr>
-            <w:color w:val="0000EE"/>
-            <w:u w:val="single"/>
-          </w:rPr>
-          <w:t>2 Timothy 2:18</w:t>
-        </w:r>
-      </w:hyperlink>
+      <w:r>
+        <w:rPr>
+          <w:lang w:val="en_US" w:bidi="en_US"/>
+        </w:rPr>
+        <w:t>2 Timothy 2:18</w:t>
+      </w:r>
       <w:r>
         <w:rPr>
           <w:lang w:val="en_US" w:bidi="en_US"/>
         </w:rPr>
         <w:t xml:space="preserve">; </w:t>
       </w:r>
-      <w:hyperlink r:id="rId49">
-        <w:r>
-          <w:rPr>
-            <w:lang w:val="en_US" w:bidi="en_US"/>
-          </w:rPr>
-          <w:rPr>
-            <w:color w:val="0000EE"/>
-            <w:u w:val="single"/>
-          </w:rPr>
-          <w:t>3:1–9</w:t>
-        </w:r>
-      </w:hyperlink>
+      <w:r>
+        <w:rPr>
+          <w:lang w:val="en_US" w:bidi="en_US"/>
+        </w:rPr>
+        <w:t>3:1–9</w:t>
+      </w:r>
       <w:r>
         <w:rPr>
           <w:lang w:val="en_US" w:bidi="en_US"/>
         </w:rPr>
         <w:t xml:space="preserve">; </w:t>
       </w:r>
-      <w:hyperlink r:id="rId50">
-        <w:r>
-          <w:rPr>
-            <w:lang w:val="en_US" w:bidi="en_US"/>
-          </w:rPr>
-          <w:rPr>
-            <w:color w:val="0000EE"/>
-            <w:u w:val="single"/>
-          </w:rPr>
-          <w:t>Titus 2:11–14</w:t>
-        </w:r>
-      </w:hyperlink>
+      <w:r>
+        <w:rPr>
+          <w:lang w:val="en_US" w:bidi="en_US"/>
+        </w:rPr>
+        <w:t>Titus 2:11–14</w:t>
+      </w:r>
       <w:r>
         <w:rPr>
           <w:lang w:val="en_US" w:bidi="en_US"/>
         </w:rPr>
         <w:t xml:space="preserve">). They opposed Paul's message, encouraged ungodly behavior, and weakened the church's mission. For this reason, the churches needed qualified leaders who could teach the truth and correct error (see </w:t>
       </w:r>
-      <w:hyperlink r:id="rId51">
-        <w:r>
-          <w:rPr>
-            <w:lang w:val="en_US" w:bidi="en_US"/>
-          </w:rPr>
-          <w:rPr>
-            <w:color w:val="0000EE"/>
-            <w:u w:val="single"/>
-          </w:rPr>
-          <w:t>Titus 1:10–13</w:t>
-        </w:r>
-      </w:hyperlink>
+      <w:r>
+        <w:rPr>
+          <w:lang w:val="en_US" w:bidi="en_US"/>
+        </w:rPr>
+        <w:t>Titus 1:10–13</w:t>
+      </w:r>
       <w:r>
         <w:rPr>
           <w:lang w:val="en_US" w:bidi="en_US"/>
         </w:rPr>
         <w:t xml:space="preserve">; </w:t>
       </w:r>
-      <w:hyperlink r:id="rId52">
-        <w:r>
-          <w:rPr>
-            <w:lang w:val="en_US" w:bidi="en_US"/>
-          </w:rPr>
-          <w:rPr>
-            <w:color w:val="0000EE"/>
-            <w:u w:val="single"/>
-          </w:rPr>
-          <w:t>2:6–8</w:t>
-        </w:r>
-      </w:hyperlink>
+      <w:r>
+        <w:rPr>
+          <w:lang w:val="en_US" w:bidi="en_US"/>
+        </w:rPr>
+        <w:t>2:6–8</w:t>
+      </w:r>
       <w:r>
         <w:rPr>
           <w:lang w:val="en_US" w:bidi="en_US"/>
         </w:rPr>
         <w:t xml:space="preserve">, </w:t>
       </w:r>
-      <w:hyperlink r:id="rId53">
-        <w:r>
-          <w:rPr>
-            <w:lang w:val="en_US" w:bidi="en_US"/>
-          </w:rPr>
-          <w:rPr>
-            <w:color w:val="0000EE"/>
-            <w:u w:val="single"/>
-          </w:rPr>
-          <w:t>15</w:t>
-        </w:r>
-      </w:hyperlink>
+      <w:r>
+        <w:rPr>
+          <w:lang w:val="en_US" w:bidi="en_US"/>
+        </w:rPr>
+        <w:t>15</w:t>
+      </w:r>
       <w:r>
         <w:rPr>
           <w:lang w:val="en_US" w:bidi="en_US"/>
@@ -1477,18 +1201,12 @@
         </w:rPr>
         <w:t xml:space="preserve">First Timothy is a passionate and persuasive defense of the good news of Jesus Christ, its continuing spread throughout the world, and the new life it creates and encourages among believers (see </w:t>
       </w:r>
-      <w:hyperlink r:id="rId54">
-        <w:r>
-          <w:rPr>
-            <w:lang w:val="en_US" w:bidi="en_US"/>
-          </w:rPr>
-          <w:rPr>
-            <w:color w:val="0000EE"/>
-            <w:u w:val="single"/>
-          </w:rPr>
-          <w:t>1 Timothy 3:14–16</w:t>
-        </w:r>
-      </w:hyperlink>
+      <w:r>
+        <w:rPr>
+          <w:lang w:val="en_US" w:bidi="en_US"/>
+        </w:rPr>
+        <w:t>1 Timothy 3:14–16</w:t>
+      </w:r>
       <w:r>
         <w:rPr>
           <w:lang w:val="en_US" w:bidi="en_US"/>
@@ -1537,72 +1255,48 @@
         </w:rPr>
         <w:t>God's people live in the world, but their lives are shaped by God's purposes rather than by the world's values. The world remains part of God's good creation (</w:t>
       </w:r>
-      <w:hyperlink r:id="rId55">
-        <w:r>
-          <w:rPr>
-            <w:lang w:val="en_US" w:bidi="en_US"/>
-          </w:rPr>
-          <w:rPr>
-            <w:color w:val="0000EE"/>
-            <w:u w:val="single"/>
-          </w:rPr>
-          <w:t>4:3–4</w:t>
-        </w:r>
-      </w:hyperlink>
+      <w:r>
+        <w:rPr>
+          <w:lang w:val="en_US" w:bidi="en_US"/>
+        </w:rPr>
+        <w:t>4:3–4</w:t>
+      </w:r>
       <w:r>
         <w:rPr>
           <w:lang w:val="en_US" w:bidi="en_US"/>
         </w:rPr>
         <w:t xml:space="preserve">; </w:t>
       </w:r>
-      <w:hyperlink r:id="rId56">
-        <w:r>
-          <w:rPr>
-            <w:lang w:val="en_US" w:bidi="en_US"/>
-          </w:rPr>
-          <w:rPr>
-            <w:color w:val="0000EE"/>
-            <w:u w:val="single"/>
-          </w:rPr>
-          <w:t>6:17</w:t>
-        </w:r>
-      </w:hyperlink>
+      <w:r>
+        <w:rPr>
+          <w:lang w:val="en_US" w:bidi="en_US"/>
+        </w:rPr>
+        <w:t>6:17</w:t>
+      </w:r>
       <w:r>
         <w:rPr>
           <w:lang w:val="en_US" w:bidi="en_US"/>
         </w:rPr>
         <w:t>), yet it is temporary and is living through its final period of struggle against evil (</w:t>
       </w:r>
-      <w:hyperlink r:id="rId57">
-        <w:r>
-          <w:rPr>
-            <w:lang w:val="en_US" w:bidi="en_US"/>
-          </w:rPr>
-          <w:rPr>
-            <w:color w:val="0000EE"/>
-            <w:u w:val="single"/>
-          </w:rPr>
-          <w:t>4:1</w:t>
-        </w:r>
-      </w:hyperlink>
+      <w:r>
+        <w:rPr>
+          <w:lang w:val="en_US" w:bidi="en_US"/>
+        </w:rPr>
+        <w:t>4:1</w:t>
+      </w:r>
       <w:r>
         <w:rPr>
           <w:lang w:val="en_US" w:bidi="en_US"/>
         </w:rPr>
         <w:t xml:space="preserve">; </w:t>
       </w:r>
-      <w:hyperlink r:id="rId58">
-        <w:r>
-          <w:rPr>
-            <w:lang w:val="en_US" w:bidi="en_US"/>
-          </w:rPr>
-          <w:rPr>
-            <w:color w:val="0000EE"/>
-            <w:u w:val="single"/>
-          </w:rPr>
-          <w:t>2 Timothy 3:1</w:t>
-        </w:r>
-      </w:hyperlink>
+      <w:r>
+        <w:rPr>
+          <w:lang w:val="en_US" w:bidi="en_US"/>
+        </w:rPr>
+        <w:t>2 Timothy 3:1</w:t>
+      </w:r>
       <w:r>
         <w:rPr>
           <w:lang w:val="en_US" w:bidi="en_US"/>
@@ -1623,72 +1317,48 @@
         </w:rPr>
         <w:t xml:space="preserve">The mission of God's household is to spread the good news in the world and carry out God's purposes (see </w:t>
       </w:r>
-      <w:hyperlink r:id="rId59">
-        <w:r>
-          <w:rPr>
-            <w:lang w:val="en_US" w:bidi="en_US"/>
-          </w:rPr>
-          <w:rPr>
-            <w:color w:val="0000EE"/>
-            <w:u w:val="single"/>
-          </w:rPr>
-          <w:t>1 Timothy 2:4–7</w:t>
-        </w:r>
-      </w:hyperlink>
+      <w:r>
+        <w:rPr>
+          <w:lang w:val="en_US" w:bidi="en_US"/>
+        </w:rPr>
+        <w:t>1 Timothy 2:4–7</w:t>
+      </w:r>
       <w:r>
         <w:rPr>
           <w:lang w:val="en_US" w:bidi="en_US"/>
         </w:rPr>
         <w:t>). God's people should live in ways that support this mission (</w:t>
       </w:r>
-      <w:hyperlink r:id="rId27">
-        <w:r>
-          <w:rPr>
-            <w:lang w:val="en_US" w:bidi="en_US"/>
-          </w:rPr>
-          <w:rPr>
-            <w:color w:val="0000EE"/>
-            <w:u w:val="single"/>
-          </w:rPr>
-          <w:t>2:1–3:13</w:t>
-        </w:r>
-      </w:hyperlink>
+      <w:r>
+        <w:rPr>
+          <w:lang w:val="en_US" w:bidi="en_US"/>
+        </w:rPr>
+        <w:t>2:1–3:13</w:t>
+      </w:r>
       <w:r>
         <w:rPr>
           <w:lang w:val="en_US" w:bidi="en_US"/>
         </w:rPr>
         <w:t xml:space="preserve">; </w:t>
       </w:r>
-      <w:hyperlink r:id="rId29">
-        <w:r>
-          <w:rPr>
-            <w:lang w:val="en_US" w:bidi="en_US"/>
-          </w:rPr>
-          <w:rPr>
-            <w:color w:val="0000EE"/>
-            <w:u w:val="single"/>
-          </w:rPr>
-          <w:t>5:1–6:2</w:t>
-        </w:r>
-      </w:hyperlink>
+      <w:r>
+        <w:rPr>
+          <w:lang w:val="en_US" w:bidi="en_US"/>
+        </w:rPr>
+        <w:t>5:1–6:2</w:t>
+      </w:r>
       <w:r>
         <w:rPr>
           <w:lang w:val="en_US" w:bidi="en_US"/>
         </w:rPr>
         <w:t xml:space="preserve">; see </w:t>
       </w:r>
-      <w:hyperlink r:id="rId60">
-        <w:r>
-          <w:rPr>
-            <w:lang w:val="en_US" w:bidi="en_US"/>
-          </w:rPr>
-          <w:rPr>
-            <w:color w:val="0000EE"/>
-            <w:u w:val="single"/>
-          </w:rPr>
-          <w:t>1 Corinthians 9:19–23</w:t>
-        </w:r>
-      </w:hyperlink>
+      <w:r>
+        <w:rPr>
+          <w:lang w:val="en_US" w:bidi="en_US"/>
+        </w:rPr>
+        <w:t>1 Corinthians 9:19–23</w:t>
+      </w:r>
       <w:r>
         <w:rPr>
           <w:lang w:val="en_US" w:bidi="en_US"/>
@@ -1709,72 +1379,48 @@
         </w:rPr>
         <w:t>The false teachers, however, were promoting foolish ideas and harming the life of the church. For this reason, much of Paul's letter focuses on right conduct. The brief summaries of the good news in 1 Timothy (</w:t>
       </w:r>
-      <w:hyperlink r:id="rId61">
-        <w:r>
-          <w:rPr>
-            <w:lang w:val="en_US" w:bidi="en_US"/>
-          </w:rPr>
-          <w:rPr>
-            <w:color w:val="0000EE"/>
-            <w:u w:val="single"/>
-          </w:rPr>
-          <w:t>1 Timothy 1:15</w:t>
-        </w:r>
-      </w:hyperlink>
+      <w:r>
+        <w:rPr>
+          <w:lang w:val="en_US" w:bidi="en_US"/>
+        </w:rPr>
+        <w:t>1 Timothy 1:15</w:t>
+      </w:r>
       <w:r>
         <w:rPr>
           <w:lang w:val="en_US" w:bidi="en_US"/>
         </w:rPr>
         <w:t xml:space="preserve">; </w:t>
       </w:r>
-      <w:hyperlink r:id="rId45">
-        <w:r>
-          <w:rPr>
-            <w:lang w:val="en_US" w:bidi="en_US"/>
-          </w:rPr>
-          <w:rPr>
-            <w:color w:val="0000EE"/>
-            <w:u w:val="single"/>
-          </w:rPr>
-          <w:t>2:5–6</w:t>
-        </w:r>
-      </w:hyperlink>
+      <w:r>
+        <w:rPr>
+          <w:lang w:val="en_US" w:bidi="en_US"/>
+        </w:rPr>
+        <w:t>2:5–6</w:t>
+      </w:r>
       <w:r>
         <w:rPr>
           <w:lang w:val="en_US" w:bidi="en_US"/>
         </w:rPr>
         <w:t xml:space="preserve">; </w:t>
       </w:r>
-      <w:hyperlink r:id="rId46">
-        <w:r>
-          <w:rPr>
-            <w:lang w:val="en_US" w:bidi="en_US"/>
-          </w:rPr>
-          <w:rPr>
-            <w:color w:val="0000EE"/>
-            <w:u w:val="single"/>
-          </w:rPr>
-          <w:t>3:16</w:t>
-        </w:r>
-      </w:hyperlink>
+      <w:r>
+        <w:rPr>
+          <w:lang w:val="en_US" w:bidi="en_US"/>
+        </w:rPr>
+        <w:t>3:16</w:t>
+      </w:r>
       <w:r>
         <w:rPr>
           <w:lang w:val="en_US" w:bidi="en_US"/>
         </w:rPr>
         <w:t xml:space="preserve">; </w:t>
       </w:r>
-      <w:hyperlink r:id="rId62">
-        <w:r>
-          <w:rPr>
-            <w:lang w:val="en_US" w:bidi="en_US"/>
-          </w:rPr>
-          <w:rPr>
-            <w:color w:val="0000EE"/>
-            <w:u w:val="single"/>
-          </w:rPr>
-          <w:t>6:13–16</w:t>
-        </w:r>
-      </w:hyperlink>
+      <w:r>
+        <w:rPr>
+          <w:lang w:val="en_US" w:bidi="en_US"/>
+        </w:rPr>
+        <w:t>6:13–16</w:t>
+      </w:r>
       <w:r>
         <w:rPr>
           <w:lang w:val="en_US" w:bidi="en_US"/>
